--- a/Segunda_entrega/Propuesta_de_Proyecto_Integrador.docx
+++ b/Segunda_entrega/Propuesta_de_Proyecto_Integrador.docx
@@ -5,7 +5,7 @@
     <w:p>
       <w:pPr>
         <w:spacing w:line="480" w:lineRule="auto"/>
-        <w:ind w:firstLine="720"/>
+        <w:ind w:left="1416" w:hanging="696"/>
         <w:jc w:val="center"/>
         <w:rPr>
           <w:rFonts w:ascii="Times New Roman" w:hAnsi="Times New Roman" w:cs="Times New Roman"/>
@@ -3062,7 +3062,21 @@
         <w:rPr>
           <w:rFonts w:ascii="Times New Roman" w:eastAsia="Calibri" w:hAnsi="Times New Roman" w:cs="Times New Roman"/>
         </w:rPr>
-        <w:t xml:space="preserve"> entre sí: hojas de cálculo, correos electrónicos, formatos físicos y carpetas personales en el computador de cada docente o coordinador. Esto hace que el Director del Programa, que es quien finalmente responde por la calidad y la trazabilidad de las prácticas ante la Decanatura y ante entes externos, termine invirtiendo buena parte de su tiempo en tareas operativas de verificación en lugar de dedicarse a análisis y decisiones de fondo.</w:t>
+        <w:t xml:space="preserve"> entre sí: hojas de cálculo, correos electrónicos, formatos físicos y carpetas personales en el computador de cada docente o coordinador. Esto hace que el </w:t>
+      </w:r>
+      <w:proofErr w:type="gramStart"/>
+      <w:r>
+        <w:rPr>
+          <w:rFonts w:ascii="Times New Roman" w:eastAsia="Calibri" w:hAnsi="Times New Roman" w:cs="Times New Roman"/>
+        </w:rPr>
+        <w:t>Director</w:t>
+      </w:r>
+      <w:proofErr w:type="gramEnd"/>
+      <w:r>
+        <w:rPr>
+          <w:rFonts w:ascii="Times New Roman" w:eastAsia="Calibri" w:hAnsi="Times New Roman" w:cs="Times New Roman"/>
+        </w:rPr>
+        <w:t xml:space="preserve"> del Programa, que es quien finalmente responde por la calidad y la trazabilidad de las prácticas ante la Decanatura y ante entes externos, termine invirtiendo buena parte de su tiempo en tareas operativas de verificación en lugar de dedicarse a análisis y decisiones de fondo.</w:t>
       </w:r>
     </w:p>
     <w:p>
@@ -3077,14 +3091,50 @@
         <w:rPr>
           <w:rFonts w:ascii="Times New Roman" w:eastAsia="Calibri" w:hAnsi="Times New Roman" w:cs="Times New Roman"/>
         </w:rPr>
-        <w:t xml:space="preserve">Este documento presenta la primera entrega de SIGPRA (Software Integral de Gestión de Prácticas Académicas), un aplicativo web pensado para centralizar el registro, la asignación, el seguimiento y la evaluación de las prácticas pedagógicas. La propuesta se apoya en una arquitectura REST con dos motores de persistencia: PostgreSQL para la información transaccional que necesita integridad referencial (estudiantes, instituciones, convenios, asignaciones) y MongoDB para las evidencias, </w:t>
+        <w:t xml:space="preserve">Este documento presenta la </w:t>
       </w:r>
       <w:r>
         <w:rPr>
           <w:rFonts w:ascii="Times New Roman" w:eastAsia="Calibri" w:hAnsi="Times New Roman" w:cs="Times New Roman"/>
         </w:rPr>
+        <w:t>segunda</w:t>
+      </w:r>
+      <w:r>
+        <w:rPr>
+          <w:rFonts w:ascii="Times New Roman" w:eastAsia="Calibri" w:hAnsi="Times New Roman" w:cs="Times New Roman"/>
+        </w:rPr>
+        <w:t xml:space="preserve"> entrega de SIGPRA (Software Integral de Gestión de Prácticas Académicas), un aplicativo web pensado para centralizar el registro, la asignación, el seguimiento y la evaluación de las prácticas pedagógicas. La propuesta se apoya en una arquitectura </w:t>
+      </w:r>
+      <w:r>
+        <w:rPr>
+          <w:rFonts w:ascii="Times New Roman" w:eastAsia="Calibri" w:hAnsi="Times New Roman" w:cs="Times New Roman"/>
+        </w:rPr>
+        <w:t>orientada a servicios</w:t>
+      </w:r>
+      <w:r>
+        <w:rPr>
+          <w:rFonts w:ascii="Times New Roman" w:eastAsia="Calibri" w:hAnsi="Times New Roman" w:cs="Times New Roman"/>
+        </w:rPr>
+        <w:t xml:space="preserve"> SOA, donde cada caso de uso se implementa como un servicio</w:t>
+      </w:r>
+      <w:r>
+        <w:rPr>
+          <w:rFonts w:ascii="Times New Roman" w:eastAsia="Calibri" w:hAnsi="Times New Roman" w:cs="Times New Roman"/>
+        </w:rPr>
+        <w:t xml:space="preserve"> independiente. La </w:t>
+      </w:r>
+      <w:r>
+        <w:rPr>
+          <w:rFonts w:ascii="Times New Roman" w:eastAsia="Calibri" w:hAnsi="Times New Roman" w:cs="Times New Roman"/>
+        </w:rPr>
         <w:lastRenderedPageBreak/>
-        <w:t>bitácoras y eventos de auditoría, que por su naturaleza cambian de estructura con más frecuencia. En las siguientes secciones se describe el problema que motiva el proyecto, los objetivos que se persiguen, la justificación, la propuesta de arquitectura y el análisis de requerimientos que sirvió de base para el diagrama de casos de uso construido para esta entrega.</w:t>
+        <w:t>comunicación entre los servicios y los clientes se realiza mediante interfaces REST, expuestas a través</w:t>
+      </w:r>
+      <w:r>
+        <w:rPr>
+          <w:rFonts w:ascii="Times New Roman" w:eastAsia="Calibri" w:hAnsi="Times New Roman" w:cs="Times New Roman"/>
+        </w:rPr>
+        <w:t xml:space="preserve"> de una capa común de enrutamiento y seguridad.</w:t>
       </w:r>
     </w:p>
     <w:p>
@@ -3830,7 +3880,21 @@
         <w:rPr>
           <w:rFonts w:ascii="Times New Roman" w:eastAsia="Calibri" w:hAnsi="Times New Roman" w:cs="Times New Roman"/>
         </w:rPr>
-        <w:t>mediante un motor de base de datos documental las colecciones de evidencias, bitácoras de seguimiento y eventos de auditoría, dado que estos datos no siempre tiene la misma estructura.</w:t>
+        <w:t xml:space="preserve">mediante un motor de base de datos documental las colecciones de evidencias, bitácoras de seguimiento y eventos de auditoría, dado que </w:t>
+      </w:r>
+      <w:proofErr w:type="gramStart"/>
+      <w:r>
+        <w:rPr>
+          <w:rFonts w:ascii="Times New Roman" w:eastAsia="Calibri" w:hAnsi="Times New Roman" w:cs="Times New Roman"/>
+        </w:rPr>
+        <w:t>estos datos no siempre tiene</w:t>
+      </w:r>
+      <w:proofErr w:type="gramEnd"/>
+      <w:r>
+        <w:rPr>
+          <w:rFonts w:ascii="Times New Roman" w:eastAsia="Calibri" w:hAnsi="Times New Roman" w:cs="Times New Roman"/>
+        </w:rPr>
+        <w:t xml:space="preserve"> la misma estructura.</w:t>
       </w:r>
     </w:p>
     <w:p>
@@ -4549,7 +4613,35 @@
         <w:rPr>
           <w:rFonts w:ascii="Times New Roman" w:eastAsia="Calibri" w:hAnsi="Times New Roman" w:cs="Times New Roman"/>
         </w:rPr>
-        <w:t>Validación de datos tanto en el frontend como en el backend.</w:t>
+        <w:t xml:space="preserve">Validación de datos tanto en el </w:t>
+      </w:r>
+      <w:proofErr w:type="spellStart"/>
+      <w:r>
+        <w:rPr>
+          <w:rFonts w:ascii="Times New Roman" w:eastAsia="Calibri" w:hAnsi="Times New Roman" w:cs="Times New Roman"/>
+        </w:rPr>
+        <w:t>frontend</w:t>
+      </w:r>
+      <w:proofErr w:type="spellEnd"/>
+      <w:r>
+        <w:rPr>
+          <w:rFonts w:ascii="Times New Roman" w:eastAsia="Calibri" w:hAnsi="Times New Roman" w:cs="Times New Roman"/>
+        </w:rPr>
+        <w:t xml:space="preserve"> como en el </w:t>
+      </w:r>
+      <w:proofErr w:type="spellStart"/>
+      <w:r>
+        <w:rPr>
+          <w:rFonts w:ascii="Times New Roman" w:eastAsia="Calibri" w:hAnsi="Times New Roman" w:cs="Times New Roman"/>
+        </w:rPr>
+        <w:t>backend</w:t>
+      </w:r>
+      <w:proofErr w:type="spellEnd"/>
+      <w:r>
+        <w:rPr>
+          <w:rFonts w:ascii="Times New Roman" w:eastAsia="Calibri" w:hAnsi="Times New Roman" w:cs="Times New Roman"/>
+        </w:rPr>
+        <w:t>.</w:t>
       </w:r>
     </w:p>
     <w:p>
@@ -4778,7 +4870,21 @@
               <w:rPr>
                 <w:rFonts w:ascii="Times New Roman" w:hAnsi="Times New Roman" w:cs="Times New Roman"/>
               </w:rPr>
-              <w:t>Propuesta, arquitectura, requerimientos, UML (casos de uso y dominio), modelo entidad-relación y prototipo en Figma.</w:t>
+              <w:t xml:space="preserve">Propuesta, arquitectura, requerimientos, UML (casos de uso y dominio), modelo entidad-relación y prototipo en </w:t>
+            </w:r>
+            <w:proofErr w:type="spellStart"/>
+            <w:r>
+              <w:rPr>
+                <w:rFonts w:ascii="Times New Roman" w:hAnsi="Times New Roman" w:cs="Times New Roman"/>
+              </w:rPr>
+              <w:t>Figma</w:t>
+            </w:r>
+            <w:proofErr w:type="spellEnd"/>
+            <w:r>
+              <w:rPr>
+                <w:rFonts w:ascii="Times New Roman" w:hAnsi="Times New Roman" w:cs="Times New Roman"/>
+              </w:rPr>
+              <w:t>.</w:t>
             </w:r>
           </w:p>
         </w:tc>
@@ -5100,7 +5206,21 @@
         <w:rPr>
           <w:rFonts w:ascii="Times New Roman" w:eastAsia="Calibri" w:hAnsi="Times New Roman" w:cs="Times New Roman"/>
         </w:rPr>
-        <w:t>El diagrama de casos de uso construido para esta entrega identifica tres actores. A diferencia de un esquema con Director y Coordinador separados, se optó por un único rol de Gestor de Prácticas que concentra la planificación, la asignación y la gestión de convenios e informes, lo cual simplifica el modelo sin perder ninguna de las responsabilidades descritas en la formulación del proyecto.</w:t>
+        <w:t xml:space="preserve">El diagrama de casos de uso construido para esta entrega identifica tres actores. A diferencia de un esquema con </w:t>
+      </w:r>
+      <w:proofErr w:type="gramStart"/>
+      <w:r>
+        <w:rPr>
+          <w:rFonts w:ascii="Times New Roman" w:eastAsia="Calibri" w:hAnsi="Times New Roman" w:cs="Times New Roman"/>
+        </w:rPr>
+        <w:t>Director</w:t>
+      </w:r>
+      <w:proofErr w:type="gramEnd"/>
+      <w:r>
+        <w:rPr>
+          <w:rFonts w:ascii="Times New Roman" w:eastAsia="Calibri" w:hAnsi="Times New Roman" w:cs="Times New Roman"/>
+        </w:rPr>
+        <w:t xml:space="preserve"> y Coordinador separados, se optó por un único rol de Gestor de Prácticas que concentra la planificación, la asignación y la gestión de convenios e informes, lo cual simplifica el modelo sin perder ninguna de las responsabilidades descritas en la formulación del proyecto.</w:t>
       </w:r>
     </w:p>
     <w:p>
@@ -8637,7 +8757,21 @@
               <w:rPr>
                 <w:rFonts w:ascii="Times New Roman" w:eastAsia="Calibri" w:hAnsi="Times New Roman" w:cs="Times New Roman"/>
               </w:rPr>
-              <w:t>Todo endpoint protegido debe verificar el rol del usuario antes de ejecutar la operación.</w:t>
+              <w:t xml:space="preserve">Todo </w:t>
+            </w:r>
+            <w:proofErr w:type="spellStart"/>
+            <w:r>
+              <w:rPr>
+                <w:rFonts w:ascii="Times New Roman" w:eastAsia="Calibri" w:hAnsi="Times New Roman" w:cs="Times New Roman"/>
+              </w:rPr>
+              <w:t>endpoint</w:t>
+            </w:r>
+            <w:proofErr w:type="spellEnd"/>
+            <w:r>
+              <w:rPr>
+                <w:rFonts w:ascii="Times New Roman" w:eastAsia="Calibri" w:hAnsi="Times New Roman" w:cs="Times New Roman"/>
+              </w:rPr>
+              <w:t xml:space="preserve"> protegido debe verificar el rol del usuario antes de ejecutar la operación.</w:t>
             </w:r>
           </w:p>
         </w:tc>
@@ -9157,7 +9291,21 @@
               <w:rPr>
                 <w:rFonts w:ascii="Times New Roman" w:eastAsia="Calibri" w:hAnsi="Times New Roman" w:cs="Times New Roman"/>
               </w:rPr>
-              <w:t>La API debe documentarse con OpenAPI y el repositorio debe incluir instrucciones de despliegue.</w:t>
+              <w:t xml:space="preserve">La API debe documentarse con </w:t>
+            </w:r>
+            <w:proofErr w:type="spellStart"/>
+            <w:r>
+              <w:rPr>
+                <w:rFonts w:ascii="Times New Roman" w:eastAsia="Calibri" w:hAnsi="Times New Roman" w:cs="Times New Roman"/>
+              </w:rPr>
+              <w:t>OpenAPI</w:t>
+            </w:r>
+            <w:proofErr w:type="spellEnd"/>
+            <w:r>
+              <w:rPr>
+                <w:rFonts w:ascii="Times New Roman" w:eastAsia="Calibri" w:hAnsi="Times New Roman" w:cs="Times New Roman"/>
+              </w:rPr>
+              <w:t xml:space="preserve"> y el repositorio debe incluir instrucciones de despliegue.</w:t>
             </w:r>
           </w:p>
         </w:tc>
@@ -9261,7 +9409,21 @@
               <w:rPr>
                 <w:rFonts w:ascii="Times New Roman" w:eastAsia="Calibri" w:hAnsi="Times New Roman" w:cs="Times New Roman"/>
               </w:rPr>
-              <w:t>El entorno de PostgreSQL y MongoDB debe poder levantarse de forma reproducible, preferiblemente con Docker Compose.</w:t>
+              <w:t xml:space="preserve">El entorno de PostgreSQL y MongoDB debe poder levantarse de forma reproducible, preferiblemente con Docker </w:t>
+            </w:r>
+            <w:proofErr w:type="spellStart"/>
+            <w:r>
+              <w:rPr>
+                <w:rFonts w:ascii="Times New Roman" w:eastAsia="Calibri" w:hAnsi="Times New Roman" w:cs="Times New Roman"/>
+              </w:rPr>
+              <w:t>Compose</w:t>
+            </w:r>
+            <w:proofErr w:type="spellEnd"/>
+            <w:r>
+              <w:rPr>
+                <w:rFonts w:ascii="Times New Roman" w:eastAsia="Calibri" w:hAnsi="Times New Roman" w:cs="Times New Roman"/>
+              </w:rPr>
+              <w:t>.</w:t>
             </w:r>
           </w:p>
         </w:tc>
@@ -9591,13 +9753,23 @@
         <w:lastRenderedPageBreak/>
         <w:t xml:space="preserve">7 </w:t>
       </w:r>
+      <w:proofErr w:type="gramStart"/>
       <w:r>
         <w:rPr>
           <w:rFonts w:ascii="Times New Roman" w:hAnsi="Times New Roman" w:cs="Times New Roman"/>
           <w:sz w:val="24"/>
           <w:szCs w:val="24"/>
         </w:rPr>
-        <w:t>Diagrama casos de uso</w:t>
+        <w:t>Diagrama</w:t>
+      </w:r>
+      <w:proofErr w:type="gramEnd"/>
+      <w:r>
+        <w:rPr>
+          <w:rFonts w:ascii="Times New Roman" w:hAnsi="Times New Roman" w:cs="Times New Roman"/>
+          <w:sz w:val="24"/>
+          <w:szCs w:val="24"/>
+        </w:rPr>
+        <w:t xml:space="preserve"> casos de uso</w:t>
       </w:r>
       <w:bookmarkEnd w:id="19"/>
     </w:p>
@@ -9703,14 +9875,34 @@
           <w:lang w:eastAsia="es-CO"/>
         </w:rPr>
       </w:pPr>
+      <w:proofErr w:type="spellStart"/>
       <w:r>
         <w:rPr>
           <w:rFonts w:ascii="Times New Roman" w:hAnsi="Times New Roman" w:cs="Times New Roman"/>
           <w:b/>
           <w:color w:val="000080"/>
         </w:rPr>
-        <w:t>UseCase Description</w:t>
-      </w:r>
+        <w:t>UseCase</w:t>
+      </w:r>
+      <w:proofErr w:type="spellEnd"/>
+      <w:r>
+        <w:rPr>
+          <w:rFonts w:ascii="Times New Roman" w:hAnsi="Times New Roman" w:cs="Times New Roman"/>
+          <w:b/>
+          <w:color w:val="000080"/>
+        </w:rPr>
+        <w:t xml:space="preserve"> </w:t>
+      </w:r>
+      <w:proofErr w:type="spellStart"/>
+      <w:r>
+        <w:rPr>
+          <w:rFonts w:ascii="Times New Roman" w:hAnsi="Times New Roman" w:cs="Times New Roman"/>
+          <w:b/>
+          <w:color w:val="000080"/>
+        </w:rPr>
+        <w:t>Description</w:t>
+      </w:r>
+      <w:proofErr w:type="spellEnd"/>
     </w:p>
     <w:tbl>
       <w:tblPr>
@@ -9758,6 +9950,7 @@
                 <w:lang w:eastAsia="es-CO"/>
               </w:rPr>
             </w:pPr>
+            <w:proofErr w:type="spellStart"/>
             <w:r>
               <w:rPr>
                 <w:rFonts w:ascii="Times New Roman" w:hAnsi="Times New Roman" w:cs="Times New Roman"/>
@@ -9766,6 +9959,7 @@
               </w:rPr>
               <w:t>Template</w:t>
             </w:r>
+            <w:proofErr w:type="spellEnd"/>
           </w:p>
         </w:tc>
         <w:tc>
@@ -9826,6 +10020,7 @@
                 <w:lang w:eastAsia="es-CO"/>
               </w:rPr>
             </w:pPr>
+            <w:proofErr w:type="spellStart"/>
             <w:r>
               <w:rPr>
                 <w:rFonts w:ascii="Times New Roman" w:hAnsi="Times New Roman" w:cs="Times New Roman"/>
@@ -9835,6 +10030,7 @@
               </w:rPr>
               <w:t>UseCase</w:t>
             </w:r>
+            <w:proofErr w:type="spellEnd"/>
           </w:p>
         </w:tc>
         <w:tc>
@@ -9895,6 +10091,7 @@
                 <w:lang w:eastAsia="es-CO"/>
               </w:rPr>
             </w:pPr>
+            <w:proofErr w:type="spellStart"/>
             <w:r>
               <w:rPr>
                 <w:rFonts w:ascii="Times New Roman" w:hAnsi="Times New Roman" w:cs="Times New Roman"/>
@@ -9904,6 +10101,7 @@
               </w:rPr>
               <w:t>Summary</w:t>
             </w:r>
+            <w:proofErr w:type="spellEnd"/>
           </w:p>
         </w:tc>
         <w:tc>
@@ -10043,6 +10241,7 @@
                 <w:lang w:eastAsia="es-CO"/>
               </w:rPr>
             </w:pPr>
+            <w:proofErr w:type="spellStart"/>
             <w:r>
               <w:rPr>
                 <w:rFonts w:ascii="Times New Roman" w:hAnsi="Times New Roman" w:cs="Times New Roman"/>
@@ -10052,6 +10251,7 @@
               </w:rPr>
               <w:t>Precondition</w:t>
             </w:r>
+            <w:proofErr w:type="spellEnd"/>
           </w:p>
         </w:tc>
         <w:tc>
@@ -10112,6 +10312,7 @@
                 <w:lang w:eastAsia="es-CO"/>
               </w:rPr>
             </w:pPr>
+            <w:proofErr w:type="spellStart"/>
             <w:r>
               <w:rPr>
                 <w:rFonts w:ascii="Times New Roman" w:hAnsi="Times New Roman" w:cs="Times New Roman"/>
@@ -10121,6 +10322,7 @@
               </w:rPr>
               <w:t>Postcondition</w:t>
             </w:r>
+            <w:proofErr w:type="spellEnd"/>
           </w:p>
         </w:tc>
         <w:tc>
@@ -10188,8 +10390,19 @@
                 <w:color w:val="000000"/>
                 <w:lang w:eastAsia="es-CO"/>
               </w:rPr>
-              <w:t>Base Sequence</w:t>
-            </w:r>
+              <w:t xml:space="preserve">Base </w:t>
+            </w:r>
+            <w:proofErr w:type="spellStart"/>
+            <w:r>
+              <w:rPr>
+                <w:rFonts w:ascii="Times New Roman" w:hAnsi="Times New Roman" w:cs="Times New Roman"/>
+                <w:b/>
+                <w:color w:val="000000"/>
+                <w:lang w:eastAsia="es-CO"/>
+              </w:rPr>
+              <w:t>Sequence</w:t>
+            </w:r>
+            <w:proofErr w:type="spellEnd"/>
           </w:p>
         </w:tc>
         <w:tc>
@@ -10352,8 +10565,19 @@
                 <w:lang w:eastAsia="es-CO"/>
               </w:rPr>
               <w:lastRenderedPageBreak/>
-              <w:t>Branch Sequence</w:t>
-            </w:r>
+              <w:t xml:space="preserve">Branch </w:t>
+            </w:r>
+            <w:proofErr w:type="spellStart"/>
+            <w:r>
+              <w:rPr>
+                <w:rFonts w:ascii="Times New Roman" w:hAnsi="Times New Roman" w:cs="Times New Roman"/>
+                <w:b/>
+                <w:color w:val="000000"/>
+                <w:lang w:eastAsia="es-CO"/>
+              </w:rPr>
+              <w:t>Sequence</w:t>
+            </w:r>
+            <w:proofErr w:type="spellEnd"/>
           </w:p>
         </w:tc>
         <w:tc>
@@ -10406,6 +10630,7 @@
                 <w:lang w:eastAsia="es-CO"/>
               </w:rPr>
             </w:pPr>
+            <w:proofErr w:type="spellStart"/>
             <w:r>
               <w:rPr>
                 <w:rFonts w:ascii="Times New Roman" w:hAnsi="Times New Roman" w:cs="Times New Roman"/>
@@ -10413,8 +10638,29 @@
                 <w:color w:val="000000"/>
                 <w:lang w:eastAsia="es-CO"/>
               </w:rPr>
-              <w:t>Exception Sequence</w:t>
-            </w:r>
+              <w:t>Exception</w:t>
+            </w:r>
+            <w:proofErr w:type="spellEnd"/>
+            <w:r>
+              <w:rPr>
+                <w:rFonts w:ascii="Times New Roman" w:hAnsi="Times New Roman" w:cs="Times New Roman"/>
+                <w:b/>
+                <w:color w:val="000000"/>
+                <w:lang w:eastAsia="es-CO"/>
+              </w:rPr>
+              <w:t xml:space="preserve"> </w:t>
+            </w:r>
+            <w:proofErr w:type="spellStart"/>
+            <w:r>
+              <w:rPr>
+                <w:rFonts w:ascii="Times New Roman" w:hAnsi="Times New Roman" w:cs="Times New Roman"/>
+                <w:b/>
+                <w:color w:val="000000"/>
+                <w:lang w:eastAsia="es-CO"/>
+              </w:rPr>
+              <w:t>Sequence</w:t>
+            </w:r>
+            <w:proofErr w:type="spellEnd"/>
           </w:p>
         </w:tc>
         <w:tc>
@@ -10482,8 +10728,19 @@
                 <w:color w:val="000000"/>
                 <w:lang w:eastAsia="es-CO"/>
               </w:rPr>
-              <w:t>Sub UseCase</w:t>
-            </w:r>
+              <w:t xml:space="preserve">Sub </w:t>
+            </w:r>
+            <w:proofErr w:type="spellStart"/>
+            <w:r>
+              <w:rPr>
+                <w:rFonts w:ascii="Times New Roman" w:hAnsi="Times New Roman" w:cs="Times New Roman"/>
+                <w:b/>
+                <w:color w:val="000000"/>
+                <w:lang w:eastAsia="es-CO"/>
+              </w:rPr>
+              <w:t>UseCase</w:t>
+            </w:r>
+            <w:proofErr w:type="spellEnd"/>
           </w:p>
         </w:tc>
         <w:tc>
@@ -10798,6 +11055,7 @@
                 <w:lang w:eastAsia="es-CO"/>
               </w:rPr>
             </w:pPr>
+            <w:proofErr w:type="spellStart"/>
             <w:r>
               <w:rPr>
                 <w:rFonts w:ascii="Times New Roman" w:hAnsi="Times New Roman" w:cs="Times New Roman"/>
@@ -10806,6 +11064,7 @@
               </w:rPr>
               <w:t>Type</w:t>
             </w:r>
+            <w:proofErr w:type="spellEnd"/>
           </w:p>
         </w:tc>
         <w:tc>
@@ -10862,6 +11121,7 @@
                 <w:lang w:eastAsia="es-CO"/>
               </w:rPr>
             </w:pPr>
+            <w:proofErr w:type="spellStart"/>
             <w:r>
               <w:rPr>
                 <w:rFonts w:ascii="Times New Roman" w:hAnsi="Times New Roman" w:cs="Times New Roman"/>
@@ -10870,6 +11130,7 @@
               </w:rPr>
               <w:t>Summary</w:t>
             </w:r>
+            <w:proofErr w:type="spellEnd"/>
           </w:p>
         </w:tc>
       </w:tr>
@@ -10921,6 +11182,7 @@
                 <w:lang w:eastAsia="es-CO"/>
               </w:rPr>
             </w:pPr>
+            <w:proofErr w:type="spellStart"/>
             <w:r>
               <w:rPr>
                 <w:rFonts w:ascii="Times New Roman" w:hAnsi="Times New Roman" w:cs="Times New Roman"/>
@@ -10929,6 +11191,7 @@
               </w:rPr>
               <w:t>Extend</w:t>
             </w:r>
+            <w:proofErr w:type="spellEnd"/>
           </w:p>
         </w:tc>
         <w:tc>
@@ -10954,14 +11217,34 @@
                 <w:lang w:eastAsia="es-CO"/>
               </w:rPr>
             </w:pPr>
-            <w:r>
-              <w:rPr>
-                <w:rFonts w:ascii="Times New Roman" w:hAnsi="Times New Roman" w:cs="Times New Roman"/>
-                <w:color w:val="000000"/>
-                <w:lang w:eastAsia="es-CO"/>
-              </w:rPr>
-              <w:t>Realizaar seguimiento y evaluacion</w:t>
-            </w:r>
+            <w:proofErr w:type="spellStart"/>
+            <w:r>
+              <w:rPr>
+                <w:rFonts w:ascii="Times New Roman" w:hAnsi="Times New Roman" w:cs="Times New Roman"/>
+                <w:color w:val="000000"/>
+                <w:lang w:eastAsia="es-CO"/>
+              </w:rPr>
+              <w:t>Realizaar</w:t>
+            </w:r>
+            <w:proofErr w:type="spellEnd"/>
+            <w:r>
+              <w:rPr>
+                <w:rFonts w:ascii="Times New Roman" w:hAnsi="Times New Roman" w:cs="Times New Roman"/>
+                <w:color w:val="000000"/>
+                <w:lang w:eastAsia="es-CO"/>
+              </w:rPr>
+              <w:t xml:space="preserve"> seguimiento y </w:t>
+            </w:r>
+            <w:proofErr w:type="spellStart"/>
+            <w:r>
+              <w:rPr>
+                <w:rFonts w:ascii="Times New Roman" w:hAnsi="Times New Roman" w:cs="Times New Roman"/>
+                <w:color w:val="000000"/>
+                <w:lang w:eastAsia="es-CO"/>
+              </w:rPr>
+              <w:t>evaluacion</w:t>
+            </w:r>
+            <w:proofErr w:type="spellEnd"/>
           </w:p>
         </w:tc>
         <w:tc>
@@ -11009,7 +11292,43 @@
           <w:color w:val="000080"/>
         </w:rPr>
         <w:lastRenderedPageBreak/>
-        <w:t>Relation (From Target To Source)</w:t>
+        <w:t xml:space="preserve">Relation (From Target </w:t>
+      </w:r>
+      <w:proofErr w:type="spellStart"/>
+      <w:r>
+        <w:rPr>
+          <w:rFonts w:ascii="Times New Roman" w:hAnsi="Times New Roman" w:cs="Times New Roman"/>
+          <w:b/>
+          <w:color w:val="000080"/>
+        </w:rPr>
+        <w:t>To</w:t>
+      </w:r>
+      <w:proofErr w:type="spellEnd"/>
+      <w:r>
+        <w:rPr>
+          <w:rFonts w:ascii="Times New Roman" w:hAnsi="Times New Roman" w:cs="Times New Roman"/>
+          <w:b/>
+          <w:color w:val="000080"/>
+        </w:rPr>
+        <w:t xml:space="preserve"> </w:t>
+      </w:r>
+      <w:proofErr w:type="spellStart"/>
+      <w:r>
+        <w:rPr>
+          <w:rFonts w:ascii="Times New Roman" w:hAnsi="Times New Roman" w:cs="Times New Roman"/>
+          <w:b/>
+          <w:color w:val="000080"/>
+        </w:rPr>
+        <w:t>Source</w:t>
+      </w:r>
+      <w:proofErr w:type="spellEnd"/>
+      <w:r>
+        <w:rPr>
+          <w:rFonts w:ascii="Times New Roman" w:hAnsi="Times New Roman" w:cs="Times New Roman"/>
+          <w:b/>
+          <w:color w:val="000080"/>
+        </w:rPr>
+        <w:t>)</w:t>
       </w:r>
     </w:p>
     <w:tbl>
@@ -11092,6 +11411,7 @@
                 <w:lang w:eastAsia="es-CO"/>
               </w:rPr>
             </w:pPr>
+            <w:proofErr w:type="spellStart"/>
             <w:r>
               <w:rPr>
                 <w:rFonts w:ascii="Times New Roman" w:hAnsi="Times New Roman" w:cs="Times New Roman"/>
@@ -11100,6 +11420,7 @@
               </w:rPr>
               <w:t>Type</w:t>
             </w:r>
+            <w:proofErr w:type="spellEnd"/>
           </w:p>
         </w:tc>
         <w:tc>
@@ -11124,6 +11445,7 @@
                 <w:lang w:eastAsia="es-CO"/>
               </w:rPr>
             </w:pPr>
+            <w:proofErr w:type="spellStart"/>
             <w:r>
               <w:rPr>
                 <w:rFonts w:ascii="Times New Roman" w:hAnsi="Times New Roman" w:cs="Times New Roman"/>
@@ -11132,6 +11454,7 @@
               </w:rPr>
               <w:t>Source</w:t>
             </w:r>
+            <w:proofErr w:type="spellEnd"/>
           </w:p>
         </w:tc>
         <w:tc>
@@ -11156,6 +11479,7 @@
                 <w:lang w:eastAsia="es-CO"/>
               </w:rPr>
             </w:pPr>
+            <w:proofErr w:type="spellStart"/>
             <w:r>
               <w:rPr>
                 <w:rFonts w:ascii="Times New Roman" w:hAnsi="Times New Roman" w:cs="Times New Roman"/>
@@ -11164,6 +11488,7 @@
               </w:rPr>
               <w:t>Summary</w:t>
             </w:r>
+            <w:proofErr w:type="spellEnd"/>
           </w:p>
         </w:tc>
       </w:tr>
@@ -11215,6 +11540,7 @@
                 <w:lang w:eastAsia="es-CO"/>
               </w:rPr>
             </w:pPr>
+            <w:proofErr w:type="spellStart"/>
             <w:r>
               <w:rPr>
                 <w:rFonts w:ascii="Times New Roman" w:hAnsi="Times New Roman" w:cs="Times New Roman"/>
@@ -11223,6 +11549,7 @@
               </w:rPr>
               <w:t>Include</w:t>
             </w:r>
+            <w:proofErr w:type="spellEnd"/>
           </w:p>
         </w:tc>
         <w:tc>
@@ -11333,6 +11660,7 @@
                 <w:lang w:eastAsia="es-CO"/>
               </w:rPr>
             </w:pPr>
+            <w:proofErr w:type="spellStart"/>
             <w:r>
               <w:rPr>
                 <w:rFonts w:ascii="Times New Roman" w:hAnsi="Times New Roman" w:cs="Times New Roman"/>
@@ -11341,6 +11669,7 @@
               </w:rPr>
               <w:t>Include</w:t>
             </w:r>
+            <w:proofErr w:type="spellEnd"/>
           </w:p>
         </w:tc>
         <w:tc>
@@ -11372,7 +11701,25 @@
                 <w:color w:val="000000"/>
                 <w:lang w:eastAsia="es-CO"/>
               </w:rPr>
-              <w:t>Gestionar asignacion de estudiantes</w:t>
+              <w:t xml:space="preserve">Gestionar </w:t>
+            </w:r>
+            <w:proofErr w:type="spellStart"/>
+            <w:r>
+              <w:rPr>
+                <w:rFonts w:ascii="Times New Roman" w:hAnsi="Times New Roman" w:cs="Times New Roman"/>
+                <w:color w:val="000000"/>
+                <w:lang w:eastAsia="es-CO"/>
+              </w:rPr>
+              <w:t>asignacion</w:t>
+            </w:r>
+            <w:proofErr w:type="spellEnd"/>
+            <w:r>
+              <w:rPr>
+                <w:rFonts w:ascii="Times New Roman" w:hAnsi="Times New Roman" w:cs="Times New Roman"/>
+                <w:color w:val="000000"/>
+                <w:lang w:eastAsia="es-CO"/>
+              </w:rPr>
+              <w:t xml:space="preserve"> de estudiantes</w:t>
             </w:r>
           </w:p>
         </w:tc>
@@ -11414,14 +11761,34 @@
           <w:lang w:eastAsia="es-CO"/>
         </w:rPr>
       </w:pPr>
+      <w:proofErr w:type="spellStart"/>
       <w:r>
         <w:rPr>
           <w:rFonts w:ascii="Times New Roman" w:hAnsi="Times New Roman" w:cs="Times New Roman"/>
           <w:b/>
           <w:color w:val="000080"/>
         </w:rPr>
-        <w:t>UseCase Description</w:t>
-      </w:r>
+        <w:t>UseCase</w:t>
+      </w:r>
+      <w:proofErr w:type="spellEnd"/>
+      <w:r>
+        <w:rPr>
+          <w:rFonts w:ascii="Times New Roman" w:hAnsi="Times New Roman" w:cs="Times New Roman"/>
+          <w:b/>
+          <w:color w:val="000080"/>
+        </w:rPr>
+        <w:t xml:space="preserve"> </w:t>
+      </w:r>
+      <w:proofErr w:type="spellStart"/>
+      <w:r>
+        <w:rPr>
+          <w:rFonts w:ascii="Times New Roman" w:hAnsi="Times New Roman" w:cs="Times New Roman"/>
+          <w:b/>
+          <w:color w:val="000080"/>
+        </w:rPr>
+        <w:t>Description</w:t>
+      </w:r>
+      <w:proofErr w:type="spellEnd"/>
     </w:p>
     <w:tbl>
       <w:tblPr>
@@ -11469,6 +11836,7 @@
                 <w:lang w:eastAsia="es-CO"/>
               </w:rPr>
             </w:pPr>
+            <w:proofErr w:type="spellStart"/>
             <w:r>
               <w:rPr>
                 <w:rFonts w:ascii="Times New Roman" w:hAnsi="Times New Roman" w:cs="Times New Roman"/>
@@ -11477,6 +11845,7 @@
               </w:rPr>
               <w:t>Template</w:t>
             </w:r>
+            <w:proofErr w:type="spellEnd"/>
           </w:p>
         </w:tc>
         <w:tc>
@@ -11537,6 +11906,7 @@
                 <w:lang w:eastAsia="es-CO"/>
               </w:rPr>
             </w:pPr>
+            <w:proofErr w:type="spellStart"/>
             <w:r>
               <w:rPr>
                 <w:rFonts w:ascii="Times New Roman" w:hAnsi="Times New Roman" w:cs="Times New Roman"/>
@@ -11546,6 +11916,7 @@
               </w:rPr>
               <w:t>UseCase</w:t>
             </w:r>
+            <w:proofErr w:type="spellEnd"/>
           </w:p>
         </w:tc>
         <w:tc>
@@ -11606,6 +11977,7 @@
                 <w:lang w:eastAsia="es-CO"/>
               </w:rPr>
             </w:pPr>
+            <w:proofErr w:type="spellStart"/>
             <w:r>
               <w:rPr>
                 <w:rFonts w:ascii="Times New Roman" w:hAnsi="Times New Roman" w:cs="Times New Roman"/>
@@ -11615,6 +11987,7 @@
               </w:rPr>
               <w:t>Summary</w:t>
             </w:r>
+            <w:proofErr w:type="spellEnd"/>
           </w:p>
         </w:tc>
         <w:tc>
@@ -11754,6 +12127,7 @@
                 <w:lang w:eastAsia="es-CO"/>
               </w:rPr>
             </w:pPr>
+            <w:proofErr w:type="spellStart"/>
             <w:r>
               <w:rPr>
                 <w:rFonts w:ascii="Times New Roman" w:hAnsi="Times New Roman" w:cs="Times New Roman"/>
@@ -11763,6 +12137,7 @@
               </w:rPr>
               <w:t>Precondition</w:t>
             </w:r>
+            <w:proofErr w:type="spellEnd"/>
           </w:p>
         </w:tc>
         <w:tc>
@@ -11823,6 +12198,7 @@
                 <w:lang w:eastAsia="es-CO"/>
               </w:rPr>
             </w:pPr>
+            <w:proofErr w:type="spellStart"/>
             <w:r>
               <w:rPr>
                 <w:rFonts w:ascii="Times New Roman" w:hAnsi="Times New Roman" w:cs="Times New Roman"/>
@@ -11832,6 +12208,7 @@
               </w:rPr>
               <w:t>Postcondition</w:t>
             </w:r>
+            <w:proofErr w:type="spellEnd"/>
           </w:p>
         </w:tc>
         <w:tc>
@@ -11899,8 +12276,19 @@
                 <w:color w:val="000000"/>
                 <w:lang w:eastAsia="es-CO"/>
               </w:rPr>
-              <w:t>Base Sequence</w:t>
-            </w:r>
+              <w:t xml:space="preserve">Base </w:t>
+            </w:r>
+            <w:proofErr w:type="spellStart"/>
+            <w:r>
+              <w:rPr>
+                <w:rFonts w:ascii="Times New Roman" w:hAnsi="Times New Roman" w:cs="Times New Roman"/>
+                <w:b/>
+                <w:color w:val="000000"/>
+                <w:lang w:eastAsia="es-CO"/>
+              </w:rPr>
+              <w:t>Sequence</w:t>
+            </w:r>
+            <w:proofErr w:type="spellEnd"/>
           </w:p>
         </w:tc>
         <w:tc>
@@ -12064,6 +12452,7 @@
               </w:rPr>
               <w:t xml:space="preserve">Branch </w:t>
             </w:r>
+            <w:proofErr w:type="spellStart"/>
             <w:r>
               <w:rPr>
                 <w:rFonts w:ascii="Times New Roman" w:hAnsi="Times New Roman" w:cs="Times New Roman"/>
@@ -12074,6 +12463,7 @@
               <w:lastRenderedPageBreak/>
               <w:t>Sequence</w:t>
             </w:r>
+            <w:proofErr w:type="spellEnd"/>
           </w:p>
         </w:tc>
         <w:tc>
@@ -12144,6 +12534,7 @@
                 <w:lang w:eastAsia="es-CO"/>
               </w:rPr>
             </w:pPr>
+            <w:proofErr w:type="spellStart"/>
             <w:r>
               <w:rPr>
                 <w:rFonts w:ascii="Times New Roman" w:hAnsi="Times New Roman" w:cs="Times New Roman"/>
@@ -12152,8 +12543,29 @@
                 <w:lang w:eastAsia="es-CO"/>
               </w:rPr>
               <w:lastRenderedPageBreak/>
-              <w:t>Exception Sequence</w:t>
-            </w:r>
+              <w:t>Exception</w:t>
+            </w:r>
+            <w:proofErr w:type="spellEnd"/>
+            <w:r>
+              <w:rPr>
+                <w:rFonts w:ascii="Times New Roman" w:hAnsi="Times New Roman" w:cs="Times New Roman"/>
+                <w:b/>
+                <w:color w:val="000000"/>
+                <w:lang w:eastAsia="es-CO"/>
+              </w:rPr>
+              <w:t xml:space="preserve"> </w:t>
+            </w:r>
+            <w:proofErr w:type="spellStart"/>
+            <w:r>
+              <w:rPr>
+                <w:rFonts w:ascii="Times New Roman" w:hAnsi="Times New Roman" w:cs="Times New Roman"/>
+                <w:b/>
+                <w:color w:val="000000"/>
+                <w:lang w:eastAsia="es-CO"/>
+              </w:rPr>
+              <w:t>Sequence</w:t>
+            </w:r>
+            <w:proofErr w:type="spellEnd"/>
           </w:p>
         </w:tc>
         <w:tc>
@@ -12213,8 +12625,19 @@
                 <w:color w:val="000000"/>
                 <w:lang w:eastAsia="es-CO"/>
               </w:rPr>
-              <w:t>Sub UseCase</w:t>
-            </w:r>
+              <w:t xml:space="preserve">Sub </w:t>
+            </w:r>
+            <w:proofErr w:type="spellStart"/>
+            <w:r>
+              <w:rPr>
+                <w:rFonts w:ascii="Times New Roman" w:hAnsi="Times New Roman" w:cs="Times New Roman"/>
+                <w:b/>
+                <w:color w:val="000000"/>
+                <w:lang w:eastAsia="es-CO"/>
+              </w:rPr>
+              <w:t>UseCase</w:t>
+            </w:r>
+            <w:proofErr w:type="spellEnd"/>
           </w:p>
         </w:tc>
         <w:tc>
@@ -12415,7 +12838,43 @@
           <w:b/>
           <w:color w:val="000080"/>
         </w:rPr>
-        <w:t>Relation (From Target To Source)</w:t>
+        <w:t xml:space="preserve">Relation (From Target </w:t>
+      </w:r>
+      <w:proofErr w:type="spellStart"/>
+      <w:r>
+        <w:rPr>
+          <w:rFonts w:ascii="Times New Roman" w:hAnsi="Times New Roman" w:cs="Times New Roman"/>
+          <w:b/>
+          <w:color w:val="000080"/>
+        </w:rPr>
+        <w:t>To</w:t>
+      </w:r>
+      <w:proofErr w:type="spellEnd"/>
+      <w:r>
+        <w:rPr>
+          <w:rFonts w:ascii="Times New Roman" w:hAnsi="Times New Roman" w:cs="Times New Roman"/>
+          <w:b/>
+          <w:color w:val="000080"/>
+        </w:rPr>
+        <w:t xml:space="preserve"> </w:t>
+      </w:r>
+      <w:proofErr w:type="spellStart"/>
+      <w:r>
+        <w:rPr>
+          <w:rFonts w:ascii="Times New Roman" w:hAnsi="Times New Roman" w:cs="Times New Roman"/>
+          <w:b/>
+          <w:color w:val="000080"/>
+        </w:rPr>
+        <w:t>Source</w:t>
+      </w:r>
+      <w:proofErr w:type="spellEnd"/>
+      <w:r>
+        <w:rPr>
+          <w:rFonts w:ascii="Times New Roman" w:hAnsi="Times New Roman" w:cs="Times New Roman"/>
+          <w:b/>
+          <w:color w:val="000080"/>
+        </w:rPr>
+        <w:t>)</w:t>
       </w:r>
     </w:p>
     <w:tbl>
@@ -12498,6 +12957,7 @@
                 <w:lang w:eastAsia="es-CO"/>
               </w:rPr>
             </w:pPr>
+            <w:proofErr w:type="spellStart"/>
             <w:r>
               <w:rPr>
                 <w:rFonts w:ascii="Times New Roman" w:hAnsi="Times New Roman" w:cs="Times New Roman"/>
@@ -12506,6 +12966,7 @@
               </w:rPr>
               <w:t>Type</w:t>
             </w:r>
+            <w:proofErr w:type="spellEnd"/>
           </w:p>
         </w:tc>
         <w:tc>
@@ -12530,6 +12991,7 @@
                 <w:lang w:eastAsia="es-CO"/>
               </w:rPr>
             </w:pPr>
+            <w:proofErr w:type="spellStart"/>
             <w:r>
               <w:rPr>
                 <w:rFonts w:ascii="Times New Roman" w:hAnsi="Times New Roman" w:cs="Times New Roman"/>
@@ -12538,6 +13000,7 @@
               </w:rPr>
               <w:t>Source</w:t>
             </w:r>
+            <w:proofErr w:type="spellEnd"/>
           </w:p>
         </w:tc>
         <w:tc>
@@ -12562,6 +13025,7 @@
                 <w:lang w:eastAsia="es-CO"/>
               </w:rPr>
             </w:pPr>
+            <w:proofErr w:type="spellStart"/>
             <w:r>
               <w:rPr>
                 <w:rFonts w:ascii="Times New Roman" w:hAnsi="Times New Roman" w:cs="Times New Roman"/>
@@ -12570,6 +13034,7 @@
               </w:rPr>
               <w:t>Summary</w:t>
             </w:r>
+            <w:proofErr w:type="spellEnd"/>
           </w:p>
         </w:tc>
       </w:tr>
@@ -12621,6 +13086,7 @@
                 <w:lang w:eastAsia="es-CO"/>
               </w:rPr>
             </w:pPr>
+            <w:proofErr w:type="spellStart"/>
             <w:r>
               <w:rPr>
                 <w:rFonts w:ascii="Times New Roman" w:hAnsi="Times New Roman" w:cs="Times New Roman"/>
@@ -12629,6 +13095,7 @@
               </w:rPr>
               <w:t>Include</w:t>
             </w:r>
+            <w:proofErr w:type="spellEnd"/>
           </w:p>
         </w:tc>
         <w:tc>
@@ -12702,6 +13169,7 @@
           <w:lang w:eastAsia="es-CO"/>
         </w:rPr>
       </w:pPr>
+      <w:proofErr w:type="spellStart"/>
       <w:r>
         <w:rPr>
           <w:rFonts w:ascii="Times New Roman" w:hAnsi="Times New Roman" w:cs="Times New Roman"/>
@@ -12709,8 +13177,27 @@
           <w:color w:val="000080"/>
         </w:rPr>
         <w:lastRenderedPageBreak/>
-        <w:t>UseCase Description</w:t>
-      </w:r>
+        <w:t>UseCase</w:t>
+      </w:r>
+      <w:proofErr w:type="spellEnd"/>
+      <w:r>
+        <w:rPr>
+          <w:rFonts w:ascii="Times New Roman" w:hAnsi="Times New Roman" w:cs="Times New Roman"/>
+          <w:b/>
+          <w:color w:val="000080"/>
+        </w:rPr>
+        <w:t xml:space="preserve"> </w:t>
+      </w:r>
+      <w:proofErr w:type="spellStart"/>
+      <w:r>
+        <w:rPr>
+          <w:rFonts w:ascii="Times New Roman" w:hAnsi="Times New Roman" w:cs="Times New Roman"/>
+          <w:b/>
+          <w:color w:val="000080"/>
+        </w:rPr>
+        <w:t>Description</w:t>
+      </w:r>
+      <w:proofErr w:type="spellEnd"/>
     </w:p>
     <w:tbl>
       <w:tblPr>
@@ -12758,6 +13245,7 @@
                 <w:lang w:eastAsia="es-CO"/>
               </w:rPr>
             </w:pPr>
+            <w:proofErr w:type="spellStart"/>
             <w:r>
               <w:rPr>
                 <w:rFonts w:ascii="Times New Roman" w:hAnsi="Times New Roman" w:cs="Times New Roman"/>
@@ -12766,6 +13254,7 @@
               </w:rPr>
               <w:t>Template</w:t>
             </w:r>
+            <w:proofErr w:type="spellEnd"/>
           </w:p>
         </w:tc>
         <w:tc>
@@ -12826,6 +13315,7 @@
                 <w:lang w:eastAsia="es-CO"/>
               </w:rPr>
             </w:pPr>
+            <w:proofErr w:type="spellStart"/>
             <w:r>
               <w:rPr>
                 <w:rFonts w:ascii="Times New Roman" w:hAnsi="Times New Roman" w:cs="Times New Roman"/>
@@ -12835,6 +13325,7 @@
               </w:rPr>
               <w:t>UseCase</w:t>
             </w:r>
+            <w:proofErr w:type="spellEnd"/>
           </w:p>
         </w:tc>
         <w:tc>
@@ -12895,6 +13386,7 @@
                 <w:lang w:eastAsia="es-CO"/>
               </w:rPr>
             </w:pPr>
+            <w:proofErr w:type="spellStart"/>
             <w:r>
               <w:rPr>
                 <w:rFonts w:ascii="Times New Roman" w:hAnsi="Times New Roman" w:cs="Times New Roman"/>
@@ -12904,6 +13396,7 @@
               </w:rPr>
               <w:t>Summary</w:t>
             </w:r>
+            <w:proofErr w:type="spellEnd"/>
           </w:p>
         </w:tc>
         <w:tc>
@@ -13033,6 +13526,7 @@
                 <w:lang w:eastAsia="es-CO"/>
               </w:rPr>
             </w:pPr>
+            <w:proofErr w:type="spellStart"/>
             <w:r>
               <w:rPr>
                 <w:rFonts w:ascii="Times New Roman" w:hAnsi="Times New Roman" w:cs="Times New Roman"/>
@@ -13042,6 +13536,7 @@
               </w:rPr>
               <w:t>Precondition</w:t>
             </w:r>
+            <w:proofErr w:type="spellEnd"/>
           </w:p>
         </w:tc>
         <w:tc>
@@ -13102,6 +13597,7 @@
                 <w:lang w:eastAsia="es-CO"/>
               </w:rPr>
             </w:pPr>
+            <w:proofErr w:type="spellStart"/>
             <w:r>
               <w:rPr>
                 <w:rFonts w:ascii="Times New Roman" w:hAnsi="Times New Roman" w:cs="Times New Roman"/>
@@ -13111,6 +13607,7 @@
               </w:rPr>
               <w:t>Postcondition</w:t>
             </w:r>
+            <w:proofErr w:type="spellEnd"/>
           </w:p>
         </w:tc>
         <w:tc>
@@ -13178,8 +13675,19 @@
                 <w:color w:val="000000"/>
                 <w:lang w:eastAsia="es-CO"/>
               </w:rPr>
-              <w:t>Base Sequence</w:t>
-            </w:r>
+              <w:t xml:space="preserve">Base </w:t>
+            </w:r>
+            <w:proofErr w:type="spellStart"/>
+            <w:r>
+              <w:rPr>
+                <w:rFonts w:ascii="Times New Roman" w:hAnsi="Times New Roman" w:cs="Times New Roman"/>
+                <w:b/>
+                <w:color w:val="000000"/>
+                <w:lang w:eastAsia="es-CO"/>
+              </w:rPr>
+              <w:t>Sequence</w:t>
+            </w:r>
+            <w:proofErr w:type="spellEnd"/>
           </w:p>
         </w:tc>
         <w:tc>
@@ -13342,8 +13850,19 @@
                 <w:lang w:eastAsia="es-CO"/>
               </w:rPr>
               <w:lastRenderedPageBreak/>
-              <w:t>Branch Sequence</w:t>
-            </w:r>
+              <w:t xml:space="preserve">Branch </w:t>
+            </w:r>
+            <w:proofErr w:type="spellStart"/>
+            <w:r>
+              <w:rPr>
+                <w:rFonts w:ascii="Times New Roman" w:hAnsi="Times New Roman" w:cs="Times New Roman"/>
+                <w:b/>
+                <w:color w:val="000000"/>
+                <w:lang w:eastAsia="es-CO"/>
+              </w:rPr>
+              <w:t>Sequence</w:t>
+            </w:r>
+            <w:proofErr w:type="spellEnd"/>
           </w:p>
         </w:tc>
         <w:tc>
@@ -13404,6 +13923,7 @@
                 <w:lang w:eastAsia="es-CO"/>
               </w:rPr>
             </w:pPr>
+            <w:proofErr w:type="spellStart"/>
             <w:r>
               <w:rPr>
                 <w:rFonts w:ascii="Times New Roman" w:hAnsi="Times New Roman" w:cs="Times New Roman"/>
@@ -13411,8 +13931,29 @@
                 <w:color w:val="000000"/>
                 <w:lang w:eastAsia="es-CO"/>
               </w:rPr>
-              <w:t>Exception Sequence</w:t>
-            </w:r>
+              <w:t>Exception</w:t>
+            </w:r>
+            <w:proofErr w:type="spellEnd"/>
+            <w:r>
+              <w:rPr>
+                <w:rFonts w:ascii="Times New Roman" w:hAnsi="Times New Roman" w:cs="Times New Roman"/>
+                <w:b/>
+                <w:color w:val="000000"/>
+                <w:lang w:eastAsia="es-CO"/>
+              </w:rPr>
+              <w:t xml:space="preserve"> </w:t>
+            </w:r>
+            <w:proofErr w:type="spellStart"/>
+            <w:r>
+              <w:rPr>
+                <w:rFonts w:ascii="Times New Roman" w:hAnsi="Times New Roman" w:cs="Times New Roman"/>
+                <w:b/>
+                <w:color w:val="000000"/>
+                <w:lang w:eastAsia="es-CO"/>
+              </w:rPr>
+              <w:t>Sequence</w:t>
+            </w:r>
+            <w:proofErr w:type="spellEnd"/>
           </w:p>
         </w:tc>
         <w:tc>
@@ -13472,8 +14013,19 @@
                 <w:color w:val="000000"/>
                 <w:lang w:eastAsia="es-CO"/>
               </w:rPr>
-              <w:t>Sub UseCase</w:t>
-            </w:r>
+              <w:t xml:space="preserve">Sub </w:t>
+            </w:r>
+            <w:proofErr w:type="spellStart"/>
+            <w:r>
+              <w:rPr>
+                <w:rFonts w:ascii="Times New Roman" w:hAnsi="Times New Roman" w:cs="Times New Roman"/>
+                <w:b/>
+                <w:color w:val="000000"/>
+                <w:lang w:eastAsia="es-CO"/>
+              </w:rPr>
+              <w:t>UseCase</w:t>
+            </w:r>
+            <w:proofErr w:type="spellEnd"/>
           </w:p>
         </w:tc>
         <w:tc>
@@ -13682,7 +14234,43 @@
           <w:b/>
           <w:color w:val="000080"/>
         </w:rPr>
-        <w:t>Relation (From Target To Source)</w:t>
+        <w:t xml:space="preserve">Relation (From Target </w:t>
+      </w:r>
+      <w:proofErr w:type="spellStart"/>
+      <w:r>
+        <w:rPr>
+          <w:rFonts w:ascii="Times New Roman" w:hAnsi="Times New Roman" w:cs="Times New Roman"/>
+          <w:b/>
+          <w:color w:val="000080"/>
+        </w:rPr>
+        <w:t>To</w:t>
+      </w:r>
+      <w:proofErr w:type="spellEnd"/>
+      <w:r>
+        <w:rPr>
+          <w:rFonts w:ascii="Times New Roman" w:hAnsi="Times New Roman" w:cs="Times New Roman"/>
+          <w:b/>
+          <w:color w:val="000080"/>
+        </w:rPr>
+        <w:t xml:space="preserve"> </w:t>
+      </w:r>
+      <w:proofErr w:type="spellStart"/>
+      <w:r>
+        <w:rPr>
+          <w:rFonts w:ascii="Times New Roman" w:hAnsi="Times New Roman" w:cs="Times New Roman"/>
+          <w:b/>
+          <w:color w:val="000080"/>
+        </w:rPr>
+        <w:t>Source</w:t>
+      </w:r>
+      <w:proofErr w:type="spellEnd"/>
+      <w:r>
+        <w:rPr>
+          <w:rFonts w:ascii="Times New Roman" w:hAnsi="Times New Roman" w:cs="Times New Roman"/>
+          <w:b/>
+          <w:color w:val="000080"/>
+        </w:rPr>
+        <w:t>)</w:t>
       </w:r>
     </w:p>
     <w:tbl>
@@ -13765,6 +14353,7 @@
                 <w:lang w:eastAsia="es-CO"/>
               </w:rPr>
             </w:pPr>
+            <w:proofErr w:type="spellStart"/>
             <w:r>
               <w:rPr>
                 <w:rFonts w:ascii="Times New Roman" w:hAnsi="Times New Roman" w:cs="Times New Roman"/>
@@ -13773,6 +14362,7 @@
               </w:rPr>
               <w:t>Type</w:t>
             </w:r>
+            <w:proofErr w:type="spellEnd"/>
           </w:p>
         </w:tc>
         <w:tc>
@@ -13797,6 +14387,7 @@
                 <w:lang w:eastAsia="es-CO"/>
               </w:rPr>
             </w:pPr>
+            <w:proofErr w:type="spellStart"/>
             <w:r>
               <w:rPr>
                 <w:rFonts w:ascii="Times New Roman" w:hAnsi="Times New Roman" w:cs="Times New Roman"/>
@@ -13805,6 +14396,7 @@
               </w:rPr>
               <w:t>Source</w:t>
             </w:r>
+            <w:proofErr w:type="spellEnd"/>
           </w:p>
         </w:tc>
         <w:tc>
@@ -13829,6 +14421,7 @@
                 <w:lang w:eastAsia="es-CO"/>
               </w:rPr>
             </w:pPr>
+            <w:proofErr w:type="spellStart"/>
             <w:r>
               <w:rPr>
                 <w:rFonts w:ascii="Times New Roman" w:hAnsi="Times New Roman" w:cs="Times New Roman"/>
@@ -13837,6 +14430,7 @@
               </w:rPr>
               <w:t>Summary</w:t>
             </w:r>
+            <w:proofErr w:type="spellEnd"/>
           </w:p>
         </w:tc>
       </w:tr>
@@ -13888,6 +14482,7 @@
                 <w:lang w:eastAsia="es-CO"/>
               </w:rPr>
             </w:pPr>
+            <w:proofErr w:type="spellStart"/>
             <w:r>
               <w:rPr>
                 <w:rFonts w:ascii="Times New Roman" w:hAnsi="Times New Roman" w:cs="Times New Roman"/>
@@ -13896,6 +14491,7 @@
               </w:rPr>
               <w:t>Include</w:t>
             </w:r>
+            <w:proofErr w:type="spellEnd"/>
           </w:p>
         </w:tc>
         <w:tc>
@@ -13927,7 +14523,25 @@
                 <w:color w:val="000000"/>
                 <w:lang w:eastAsia="es-CO"/>
               </w:rPr>
-              <w:t>Gestionar asignacion de estudiantes</w:t>
+              <w:t xml:space="preserve">Gestionar </w:t>
+            </w:r>
+            <w:proofErr w:type="spellStart"/>
+            <w:r>
+              <w:rPr>
+                <w:rFonts w:ascii="Times New Roman" w:hAnsi="Times New Roman" w:cs="Times New Roman"/>
+                <w:color w:val="000000"/>
+                <w:lang w:eastAsia="es-CO"/>
+              </w:rPr>
+              <w:t>asignacion</w:t>
+            </w:r>
+            <w:proofErr w:type="spellEnd"/>
+            <w:r>
+              <w:rPr>
+                <w:rFonts w:ascii="Times New Roman" w:hAnsi="Times New Roman" w:cs="Times New Roman"/>
+                <w:color w:val="000000"/>
+                <w:lang w:eastAsia="es-CO"/>
+              </w:rPr>
+              <w:t xml:space="preserve"> de estudiantes</w:t>
             </w:r>
           </w:p>
         </w:tc>
@@ -13969,14 +14583,34 @@
           <w:lang w:eastAsia="es-CO"/>
         </w:rPr>
       </w:pPr>
+      <w:proofErr w:type="spellStart"/>
       <w:r>
         <w:rPr>
           <w:rFonts w:ascii="Times New Roman" w:hAnsi="Times New Roman" w:cs="Times New Roman"/>
           <w:b/>
           <w:color w:val="000080"/>
         </w:rPr>
-        <w:t>UseCase Description</w:t>
-      </w:r>
+        <w:t>UseCase</w:t>
+      </w:r>
+      <w:proofErr w:type="spellEnd"/>
+      <w:r>
+        <w:rPr>
+          <w:rFonts w:ascii="Times New Roman" w:hAnsi="Times New Roman" w:cs="Times New Roman"/>
+          <w:b/>
+          <w:color w:val="000080"/>
+        </w:rPr>
+        <w:t xml:space="preserve"> </w:t>
+      </w:r>
+      <w:proofErr w:type="spellStart"/>
+      <w:r>
+        <w:rPr>
+          <w:rFonts w:ascii="Times New Roman" w:hAnsi="Times New Roman" w:cs="Times New Roman"/>
+          <w:b/>
+          <w:color w:val="000080"/>
+        </w:rPr>
+        <w:t>Description</w:t>
+      </w:r>
+      <w:proofErr w:type="spellEnd"/>
     </w:p>
     <w:tbl>
       <w:tblPr>
@@ -14024,6 +14658,7 @@
                 <w:lang w:eastAsia="es-CO"/>
               </w:rPr>
             </w:pPr>
+            <w:proofErr w:type="spellStart"/>
             <w:r>
               <w:rPr>
                 <w:rFonts w:ascii="Times New Roman" w:hAnsi="Times New Roman" w:cs="Times New Roman"/>
@@ -14032,6 +14667,7 @@
               </w:rPr>
               <w:t>Template</w:t>
             </w:r>
+            <w:proofErr w:type="spellEnd"/>
           </w:p>
         </w:tc>
         <w:tc>
@@ -14092,6 +14728,7 @@
                 <w:lang w:eastAsia="es-CO"/>
               </w:rPr>
             </w:pPr>
+            <w:proofErr w:type="spellStart"/>
             <w:r>
               <w:rPr>
                 <w:rFonts w:ascii="Times New Roman" w:hAnsi="Times New Roman" w:cs="Times New Roman"/>
@@ -14101,6 +14738,7 @@
               </w:rPr>
               <w:t>UseCase</w:t>
             </w:r>
+            <w:proofErr w:type="spellEnd"/>
           </w:p>
         </w:tc>
         <w:tc>
@@ -14161,6 +14799,7 @@
                 <w:lang w:eastAsia="es-CO"/>
               </w:rPr>
             </w:pPr>
+            <w:proofErr w:type="spellStart"/>
             <w:r>
               <w:rPr>
                 <w:rFonts w:ascii="Times New Roman" w:hAnsi="Times New Roman" w:cs="Times New Roman"/>
@@ -14170,6 +14809,7 @@
               </w:rPr>
               <w:t>Summary</w:t>
             </w:r>
+            <w:proofErr w:type="spellEnd"/>
           </w:p>
         </w:tc>
         <w:tc>
@@ -14299,6 +14939,7 @@
                 <w:lang w:eastAsia="es-CO"/>
               </w:rPr>
             </w:pPr>
+            <w:proofErr w:type="spellStart"/>
             <w:r>
               <w:rPr>
                 <w:rFonts w:ascii="Times New Roman" w:hAnsi="Times New Roman" w:cs="Times New Roman"/>
@@ -14308,6 +14949,7 @@
               </w:rPr>
               <w:t>Precondition</w:t>
             </w:r>
+            <w:proofErr w:type="spellEnd"/>
           </w:p>
         </w:tc>
         <w:tc>
@@ -14368,6 +15010,7 @@
                 <w:lang w:eastAsia="es-CO"/>
               </w:rPr>
             </w:pPr>
+            <w:proofErr w:type="spellStart"/>
             <w:r>
               <w:rPr>
                 <w:rFonts w:ascii="Times New Roman" w:hAnsi="Times New Roman" w:cs="Times New Roman"/>
@@ -14377,6 +15020,7 @@
               </w:rPr>
               <w:t>Postcondition</w:t>
             </w:r>
+            <w:proofErr w:type="spellEnd"/>
           </w:p>
         </w:tc>
         <w:tc>
@@ -14444,8 +15088,19 @@
                 <w:color w:val="000000"/>
                 <w:lang w:eastAsia="es-CO"/>
               </w:rPr>
-              <w:t>Base Sequence</w:t>
-            </w:r>
+              <w:t xml:space="preserve">Base </w:t>
+            </w:r>
+            <w:proofErr w:type="spellStart"/>
+            <w:r>
+              <w:rPr>
+                <w:rFonts w:ascii="Times New Roman" w:hAnsi="Times New Roman" w:cs="Times New Roman"/>
+                <w:b/>
+                <w:color w:val="000000"/>
+                <w:lang w:eastAsia="es-CO"/>
+              </w:rPr>
+              <w:t>Sequence</w:t>
+            </w:r>
+            <w:proofErr w:type="spellEnd"/>
           </w:p>
         </w:tc>
         <w:tc>
@@ -14608,8 +15263,19 @@
                 <w:lang w:eastAsia="es-CO"/>
               </w:rPr>
               <w:lastRenderedPageBreak/>
-              <w:t>Branch Sequence</w:t>
-            </w:r>
+              <w:t xml:space="preserve">Branch </w:t>
+            </w:r>
+            <w:proofErr w:type="spellStart"/>
+            <w:r>
+              <w:rPr>
+                <w:rFonts w:ascii="Times New Roman" w:hAnsi="Times New Roman" w:cs="Times New Roman"/>
+                <w:b/>
+                <w:color w:val="000000"/>
+                <w:lang w:eastAsia="es-CO"/>
+              </w:rPr>
+              <w:t>Sequence</w:t>
+            </w:r>
+            <w:proofErr w:type="spellEnd"/>
           </w:p>
         </w:tc>
         <w:tc>
@@ -14662,6 +15328,7 @@
                 <w:lang w:eastAsia="es-CO"/>
               </w:rPr>
             </w:pPr>
+            <w:proofErr w:type="spellStart"/>
             <w:r>
               <w:rPr>
                 <w:rFonts w:ascii="Times New Roman" w:hAnsi="Times New Roman" w:cs="Times New Roman"/>
@@ -14669,8 +15336,29 @@
                 <w:color w:val="000000"/>
                 <w:lang w:eastAsia="es-CO"/>
               </w:rPr>
-              <w:t>Exception Sequence</w:t>
-            </w:r>
+              <w:t>Exception</w:t>
+            </w:r>
+            <w:proofErr w:type="spellEnd"/>
+            <w:r>
+              <w:rPr>
+                <w:rFonts w:ascii="Times New Roman" w:hAnsi="Times New Roman" w:cs="Times New Roman"/>
+                <w:b/>
+                <w:color w:val="000000"/>
+                <w:lang w:eastAsia="es-CO"/>
+              </w:rPr>
+              <w:t xml:space="preserve"> </w:t>
+            </w:r>
+            <w:proofErr w:type="spellStart"/>
+            <w:r>
+              <w:rPr>
+                <w:rFonts w:ascii="Times New Roman" w:hAnsi="Times New Roman" w:cs="Times New Roman"/>
+                <w:b/>
+                <w:color w:val="000000"/>
+                <w:lang w:eastAsia="es-CO"/>
+              </w:rPr>
+              <w:t>Sequence</w:t>
+            </w:r>
+            <w:proofErr w:type="spellEnd"/>
           </w:p>
         </w:tc>
         <w:tc>
@@ -14738,8 +15426,19 @@
                 <w:color w:val="000000"/>
                 <w:lang w:eastAsia="es-CO"/>
               </w:rPr>
-              <w:t>Sub UseCase</w:t>
-            </w:r>
+              <w:t xml:space="preserve">Sub </w:t>
+            </w:r>
+            <w:proofErr w:type="spellStart"/>
+            <w:r>
+              <w:rPr>
+                <w:rFonts w:ascii="Times New Roman" w:hAnsi="Times New Roman" w:cs="Times New Roman"/>
+                <w:b/>
+                <w:color w:val="000000"/>
+                <w:lang w:eastAsia="es-CO"/>
+              </w:rPr>
+              <w:t>UseCase</w:t>
+            </w:r>
+            <w:proofErr w:type="spellEnd"/>
           </w:p>
         </w:tc>
         <w:tc>
@@ -14928,9 +15627,21 @@
           <w:sz w:val="24"/>
           <w:szCs w:val="24"/>
         </w:rPr>
-        <w:t>Planificar practica academica</w:t>
+        <w:t xml:space="preserve">Planificar practica </w:t>
+      </w:r>
+      <w:proofErr w:type="spellStart"/>
+      <w:r>
+        <w:rPr>
+          <w:rFonts w:ascii="Times New Roman" w:hAnsi="Times New Roman" w:cs="Times New Roman"/>
+          <w:b/>
+          <w:color w:val="000080"/>
+          <w:sz w:val="24"/>
+          <w:szCs w:val="24"/>
+        </w:rPr>
+        <w:t>academica</w:t>
       </w:r>
       <w:bookmarkEnd w:id="26"/>
+      <w:proofErr w:type="spellEnd"/>
     </w:p>
     <w:p>
       <w:pPr>
@@ -14943,14 +15654,34 @@
           <w:lang w:eastAsia="es-CO"/>
         </w:rPr>
       </w:pPr>
+      <w:proofErr w:type="spellStart"/>
       <w:r>
         <w:rPr>
           <w:rFonts w:ascii="Times New Roman" w:hAnsi="Times New Roman" w:cs="Times New Roman"/>
           <w:b/>
           <w:color w:val="000080"/>
         </w:rPr>
-        <w:t>UseCase Description</w:t>
-      </w:r>
+        <w:t>UseCase</w:t>
+      </w:r>
+      <w:proofErr w:type="spellEnd"/>
+      <w:r>
+        <w:rPr>
+          <w:rFonts w:ascii="Times New Roman" w:hAnsi="Times New Roman" w:cs="Times New Roman"/>
+          <w:b/>
+          <w:color w:val="000080"/>
+        </w:rPr>
+        <w:t xml:space="preserve"> </w:t>
+      </w:r>
+      <w:proofErr w:type="spellStart"/>
+      <w:r>
+        <w:rPr>
+          <w:rFonts w:ascii="Times New Roman" w:hAnsi="Times New Roman" w:cs="Times New Roman"/>
+          <w:b/>
+          <w:color w:val="000080"/>
+        </w:rPr>
+        <w:t>Description</w:t>
+      </w:r>
+      <w:proofErr w:type="spellEnd"/>
     </w:p>
     <w:tbl>
       <w:tblPr>
@@ -14998,6 +15729,7 @@
                 <w:lang w:eastAsia="es-CO"/>
               </w:rPr>
             </w:pPr>
+            <w:proofErr w:type="spellStart"/>
             <w:r>
               <w:rPr>
                 <w:rFonts w:ascii="Times New Roman" w:hAnsi="Times New Roman" w:cs="Times New Roman"/>
@@ -15006,6 +15738,7 @@
               </w:rPr>
               <w:t>Template</w:t>
             </w:r>
+            <w:proofErr w:type="spellEnd"/>
           </w:p>
         </w:tc>
         <w:tc>
@@ -15066,6 +15799,7 @@
                 <w:lang w:eastAsia="es-CO"/>
               </w:rPr>
             </w:pPr>
+            <w:proofErr w:type="spellStart"/>
             <w:r>
               <w:rPr>
                 <w:rFonts w:ascii="Times New Roman" w:hAnsi="Times New Roman" w:cs="Times New Roman"/>
@@ -15075,6 +15809,7 @@
               </w:rPr>
               <w:t>UseCase</w:t>
             </w:r>
+            <w:proofErr w:type="spellEnd"/>
           </w:p>
         </w:tc>
         <w:tc>
@@ -15106,8 +15841,18 @@
                 <w:color w:val="000000"/>
                 <w:lang w:eastAsia="es-CO"/>
               </w:rPr>
-              <w:t>Planificar practica academica</w:t>
-            </w:r>
+              <w:t xml:space="preserve">Planificar practica </w:t>
+            </w:r>
+            <w:proofErr w:type="spellStart"/>
+            <w:r>
+              <w:rPr>
+                <w:rFonts w:ascii="Times New Roman" w:hAnsi="Times New Roman" w:cs="Times New Roman"/>
+                <w:color w:val="000000"/>
+                <w:lang w:eastAsia="es-CO"/>
+              </w:rPr>
+              <w:t>academica</w:t>
+            </w:r>
+            <w:proofErr w:type="spellEnd"/>
           </w:p>
         </w:tc>
       </w:tr>
@@ -15135,6 +15880,7 @@
                 <w:lang w:eastAsia="es-CO"/>
               </w:rPr>
             </w:pPr>
+            <w:proofErr w:type="spellStart"/>
             <w:r>
               <w:rPr>
                 <w:rFonts w:ascii="Times New Roman" w:hAnsi="Times New Roman" w:cs="Times New Roman"/>
@@ -15144,6 +15890,7 @@
               </w:rPr>
               <w:t>Summary</w:t>
             </w:r>
+            <w:proofErr w:type="spellEnd"/>
           </w:p>
         </w:tc>
         <w:tc>
@@ -15273,6 +16020,7 @@
                 <w:lang w:eastAsia="es-CO"/>
               </w:rPr>
             </w:pPr>
+            <w:proofErr w:type="spellStart"/>
             <w:r>
               <w:rPr>
                 <w:rFonts w:ascii="Times New Roman" w:hAnsi="Times New Roman" w:cs="Times New Roman"/>
@@ -15282,6 +16030,7 @@
               </w:rPr>
               <w:t>Precondition</w:t>
             </w:r>
+            <w:proofErr w:type="spellEnd"/>
           </w:p>
         </w:tc>
         <w:tc>
@@ -15342,6 +16091,7 @@
                 <w:lang w:eastAsia="es-CO"/>
               </w:rPr>
             </w:pPr>
+            <w:proofErr w:type="spellStart"/>
             <w:r>
               <w:rPr>
                 <w:rFonts w:ascii="Times New Roman" w:hAnsi="Times New Roman" w:cs="Times New Roman"/>
@@ -15351,6 +16101,7 @@
               </w:rPr>
               <w:t>Postcondition</w:t>
             </w:r>
+            <w:proofErr w:type="spellEnd"/>
           </w:p>
         </w:tc>
         <w:tc>
@@ -15418,8 +16169,19 @@
                 <w:color w:val="000000"/>
                 <w:lang w:eastAsia="es-CO"/>
               </w:rPr>
-              <w:t>Base Sequence</w:t>
-            </w:r>
+              <w:t xml:space="preserve">Base </w:t>
+            </w:r>
+            <w:proofErr w:type="spellStart"/>
+            <w:r>
+              <w:rPr>
+                <w:rFonts w:ascii="Times New Roman" w:hAnsi="Times New Roman" w:cs="Times New Roman"/>
+                <w:b/>
+                <w:color w:val="000000"/>
+                <w:lang w:eastAsia="es-CO"/>
+              </w:rPr>
+              <w:t>Sequence</w:t>
+            </w:r>
+            <w:proofErr w:type="spellEnd"/>
           </w:p>
         </w:tc>
         <w:tc>
@@ -15591,8 +16353,19 @@
                 <w:lang w:eastAsia="es-CO"/>
               </w:rPr>
               <w:lastRenderedPageBreak/>
-              <w:t>Branch Sequence</w:t>
-            </w:r>
+              <w:t xml:space="preserve">Branch </w:t>
+            </w:r>
+            <w:proofErr w:type="spellStart"/>
+            <w:r>
+              <w:rPr>
+                <w:rFonts w:ascii="Times New Roman" w:hAnsi="Times New Roman" w:cs="Times New Roman"/>
+                <w:b/>
+                <w:color w:val="000000"/>
+                <w:lang w:eastAsia="es-CO"/>
+              </w:rPr>
+              <w:t>Sequence</w:t>
+            </w:r>
+            <w:proofErr w:type="spellEnd"/>
           </w:p>
         </w:tc>
         <w:tc>
@@ -15645,6 +16418,7 @@
                 <w:lang w:eastAsia="es-CO"/>
               </w:rPr>
             </w:pPr>
+            <w:proofErr w:type="spellStart"/>
             <w:r>
               <w:rPr>
                 <w:rFonts w:ascii="Times New Roman" w:hAnsi="Times New Roman" w:cs="Times New Roman"/>
@@ -15652,8 +16426,29 @@
                 <w:color w:val="000000"/>
                 <w:lang w:eastAsia="es-CO"/>
               </w:rPr>
-              <w:t>Exception Sequence</w:t>
-            </w:r>
+              <w:t>Exception</w:t>
+            </w:r>
+            <w:proofErr w:type="spellEnd"/>
+            <w:r>
+              <w:rPr>
+                <w:rFonts w:ascii="Times New Roman" w:hAnsi="Times New Roman" w:cs="Times New Roman"/>
+                <w:b/>
+                <w:color w:val="000000"/>
+                <w:lang w:eastAsia="es-CO"/>
+              </w:rPr>
+              <w:t xml:space="preserve"> </w:t>
+            </w:r>
+            <w:proofErr w:type="spellStart"/>
+            <w:r>
+              <w:rPr>
+                <w:rFonts w:ascii="Times New Roman" w:hAnsi="Times New Roman" w:cs="Times New Roman"/>
+                <w:b/>
+                <w:color w:val="000000"/>
+                <w:lang w:eastAsia="es-CO"/>
+              </w:rPr>
+              <w:t>Sequence</w:t>
+            </w:r>
+            <w:proofErr w:type="spellEnd"/>
           </w:p>
         </w:tc>
         <w:tc>
@@ -15721,8 +16516,19 @@
                 <w:color w:val="000000"/>
                 <w:lang w:eastAsia="es-CO"/>
               </w:rPr>
-              <w:t>Sub UseCase</w:t>
-            </w:r>
+              <w:t xml:space="preserve">Sub </w:t>
+            </w:r>
+            <w:proofErr w:type="spellStart"/>
+            <w:r>
+              <w:rPr>
+                <w:rFonts w:ascii="Times New Roman" w:hAnsi="Times New Roman" w:cs="Times New Roman"/>
+                <w:b/>
+                <w:color w:val="000000"/>
+                <w:lang w:eastAsia="es-CO"/>
+              </w:rPr>
+              <w:t>UseCase</w:t>
+            </w:r>
+            <w:proofErr w:type="spellEnd"/>
           </w:p>
         </w:tc>
         <w:tc>
@@ -15894,6 +16700,7 @@
       </w:r>
       <w:bookmarkStart w:id="29" w:name="_hyperlink9"/>
       <w:bookmarkEnd w:id="29"/>
+      <w:proofErr w:type="spellStart"/>
       <w:r>
         <w:rPr>
           <w:rFonts w:ascii="Times New Roman" w:hAnsi="Times New Roman" w:cs="Times New Roman"/>
@@ -15902,9 +16709,9 @@
           <w:sz w:val="24"/>
           <w:szCs w:val="24"/>
         </w:rPr>
-        <w:t>Realizaar seguimiento y evaluacion</w:t>
-      </w:r>
-      <w:bookmarkEnd w:id="28"/>
+        <w:t>Realizaar</w:t>
+      </w:r>
+      <w:proofErr w:type="spellEnd"/>
       <w:r>
         <w:rPr>
           <w:rFonts w:ascii="Times New Roman" w:hAnsi="Times New Roman" w:cs="Times New Roman"/>
@@ -15913,6 +16720,29 @@
           <w:sz w:val="24"/>
           <w:szCs w:val="24"/>
         </w:rPr>
+        <w:t xml:space="preserve"> seguimiento y </w:t>
+      </w:r>
+      <w:proofErr w:type="spellStart"/>
+      <w:r>
+        <w:rPr>
+          <w:rFonts w:ascii="Times New Roman" w:hAnsi="Times New Roman" w:cs="Times New Roman"/>
+          <w:b/>
+          <w:color w:val="000080"/>
+          <w:sz w:val="24"/>
+          <w:szCs w:val="24"/>
+        </w:rPr>
+        <w:t>evaluacion</w:t>
+      </w:r>
+      <w:bookmarkEnd w:id="28"/>
+      <w:proofErr w:type="spellEnd"/>
+      <w:r>
+        <w:rPr>
+          <w:rFonts w:ascii="Times New Roman" w:hAnsi="Times New Roman" w:cs="Times New Roman"/>
+          <w:b/>
+          <w:color w:val="000080"/>
+          <w:sz w:val="24"/>
+          <w:szCs w:val="24"/>
+        </w:rPr>
         <w:t xml:space="preserve"> </w:t>
       </w:r>
     </w:p>
@@ -15933,7 +16763,43 @@
           <w:b/>
           <w:color w:val="000080"/>
         </w:rPr>
-        <w:t>Relation (From Source To Target)</w:t>
+        <w:t xml:space="preserve">Relation (From </w:t>
+      </w:r>
+      <w:proofErr w:type="spellStart"/>
+      <w:r>
+        <w:rPr>
+          <w:rFonts w:ascii="Times New Roman" w:hAnsi="Times New Roman" w:cs="Times New Roman"/>
+          <w:b/>
+          <w:color w:val="000080"/>
+        </w:rPr>
+        <w:t>Source</w:t>
+      </w:r>
+      <w:proofErr w:type="spellEnd"/>
+      <w:r>
+        <w:rPr>
+          <w:rFonts w:ascii="Times New Roman" w:hAnsi="Times New Roman" w:cs="Times New Roman"/>
+          <w:b/>
+          <w:color w:val="000080"/>
+        </w:rPr>
+        <w:t xml:space="preserve"> </w:t>
+      </w:r>
+      <w:proofErr w:type="spellStart"/>
+      <w:r>
+        <w:rPr>
+          <w:rFonts w:ascii="Times New Roman" w:hAnsi="Times New Roman" w:cs="Times New Roman"/>
+          <w:b/>
+          <w:color w:val="000080"/>
+        </w:rPr>
+        <w:t>To</w:t>
+      </w:r>
+      <w:proofErr w:type="spellEnd"/>
+      <w:r>
+        <w:rPr>
+          <w:rFonts w:ascii="Times New Roman" w:hAnsi="Times New Roman" w:cs="Times New Roman"/>
+          <w:b/>
+          <w:color w:val="000080"/>
+        </w:rPr>
+        <w:t xml:space="preserve"> Target)</w:t>
       </w:r>
     </w:p>
     <w:tbl>
@@ -16016,6 +16882,7 @@
                 <w:lang w:eastAsia="es-CO"/>
               </w:rPr>
             </w:pPr>
+            <w:proofErr w:type="spellStart"/>
             <w:r>
               <w:rPr>
                 <w:rFonts w:ascii="Times New Roman" w:hAnsi="Times New Roman" w:cs="Times New Roman"/>
@@ -16024,6 +16891,7 @@
               </w:rPr>
               <w:t>Type</w:t>
             </w:r>
+            <w:proofErr w:type="spellEnd"/>
           </w:p>
         </w:tc>
         <w:tc>
@@ -16080,6 +16948,7 @@
                 <w:lang w:eastAsia="es-CO"/>
               </w:rPr>
             </w:pPr>
+            <w:proofErr w:type="spellStart"/>
             <w:r>
               <w:rPr>
                 <w:rFonts w:ascii="Times New Roman" w:hAnsi="Times New Roman" w:cs="Times New Roman"/>
@@ -16088,6 +16957,7 @@
               </w:rPr>
               <w:t>Summary</w:t>
             </w:r>
+            <w:proofErr w:type="spellEnd"/>
           </w:p>
         </w:tc>
       </w:tr>
@@ -16139,6 +17009,7 @@
                 <w:lang w:eastAsia="es-CO"/>
               </w:rPr>
             </w:pPr>
+            <w:proofErr w:type="spellStart"/>
             <w:r>
               <w:rPr>
                 <w:rFonts w:ascii="Times New Roman" w:hAnsi="Times New Roman" w:cs="Times New Roman"/>
@@ -16147,6 +17018,7 @@
               </w:rPr>
               <w:t>Extend</w:t>
             </w:r>
+            <w:proofErr w:type="spellEnd"/>
           </w:p>
         </w:tc>
         <w:tc>
@@ -16220,14 +17092,34 @@
           <w:lang w:eastAsia="es-CO"/>
         </w:rPr>
       </w:pPr>
+      <w:proofErr w:type="spellStart"/>
       <w:r>
         <w:rPr>
           <w:rFonts w:ascii="Times New Roman" w:hAnsi="Times New Roman" w:cs="Times New Roman"/>
           <w:b/>
           <w:color w:val="000080"/>
         </w:rPr>
-        <w:t>UseCase Description</w:t>
-      </w:r>
+        <w:t>UseCase</w:t>
+      </w:r>
+      <w:proofErr w:type="spellEnd"/>
+      <w:r>
+        <w:rPr>
+          <w:rFonts w:ascii="Times New Roman" w:hAnsi="Times New Roman" w:cs="Times New Roman"/>
+          <w:b/>
+          <w:color w:val="000080"/>
+        </w:rPr>
+        <w:t xml:space="preserve"> </w:t>
+      </w:r>
+      <w:proofErr w:type="spellStart"/>
+      <w:r>
+        <w:rPr>
+          <w:rFonts w:ascii="Times New Roman" w:hAnsi="Times New Roman" w:cs="Times New Roman"/>
+          <w:b/>
+          <w:color w:val="000080"/>
+        </w:rPr>
+        <w:t>Description</w:t>
+      </w:r>
+      <w:proofErr w:type="spellEnd"/>
     </w:p>
     <w:tbl>
       <w:tblPr>
@@ -16275,6 +17167,7 @@
                 <w:lang w:eastAsia="es-CO"/>
               </w:rPr>
             </w:pPr>
+            <w:proofErr w:type="spellStart"/>
             <w:r>
               <w:rPr>
                 <w:rFonts w:ascii="Times New Roman" w:hAnsi="Times New Roman" w:cs="Times New Roman"/>
@@ -16283,6 +17176,7 @@
               </w:rPr>
               <w:t>Template</w:t>
             </w:r>
+            <w:proofErr w:type="spellEnd"/>
           </w:p>
         </w:tc>
         <w:tc>
@@ -16343,6 +17237,7 @@
                 <w:lang w:eastAsia="es-CO"/>
               </w:rPr>
             </w:pPr>
+            <w:proofErr w:type="spellStart"/>
             <w:r>
               <w:rPr>
                 <w:rFonts w:ascii="Times New Roman" w:hAnsi="Times New Roman" w:cs="Times New Roman"/>
@@ -16352,6 +17247,7 @@
               </w:rPr>
               <w:t>UseCase</w:t>
             </w:r>
+            <w:proofErr w:type="spellEnd"/>
           </w:p>
         </w:tc>
         <w:tc>
@@ -16377,14 +17273,34 @@
                 <w:lang w:eastAsia="es-CO"/>
               </w:rPr>
             </w:pPr>
-            <w:r>
-              <w:rPr>
-                <w:rFonts w:ascii="Times New Roman" w:hAnsi="Times New Roman" w:cs="Times New Roman"/>
-                <w:color w:val="000000"/>
-                <w:lang w:eastAsia="es-CO"/>
-              </w:rPr>
-              <w:t>Realizaar seguimiento y evaluacion</w:t>
-            </w:r>
+            <w:proofErr w:type="spellStart"/>
+            <w:r>
+              <w:rPr>
+                <w:rFonts w:ascii="Times New Roman" w:hAnsi="Times New Roman" w:cs="Times New Roman"/>
+                <w:color w:val="000000"/>
+                <w:lang w:eastAsia="es-CO"/>
+              </w:rPr>
+              <w:t>Realizaar</w:t>
+            </w:r>
+            <w:proofErr w:type="spellEnd"/>
+            <w:r>
+              <w:rPr>
+                <w:rFonts w:ascii="Times New Roman" w:hAnsi="Times New Roman" w:cs="Times New Roman"/>
+                <w:color w:val="000000"/>
+                <w:lang w:eastAsia="es-CO"/>
+              </w:rPr>
+              <w:t xml:space="preserve"> seguimiento y </w:t>
+            </w:r>
+            <w:proofErr w:type="spellStart"/>
+            <w:r>
+              <w:rPr>
+                <w:rFonts w:ascii="Times New Roman" w:hAnsi="Times New Roman" w:cs="Times New Roman"/>
+                <w:color w:val="000000"/>
+                <w:lang w:eastAsia="es-CO"/>
+              </w:rPr>
+              <w:t>evaluacion</w:t>
+            </w:r>
+            <w:proofErr w:type="spellEnd"/>
           </w:p>
         </w:tc>
       </w:tr>
@@ -16412,6 +17328,7 @@
                 <w:lang w:eastAsia="es-CO"/>
               </w:rPr>
             </w:pPr>
+            <w:proofErr w:type="spellStart"/>
             <w:r>
               <w:rPr>
                 <w:rFonts w:ascii="Times New Roman" w:hAnsi="Times New Roman" w:cs="Times New Roman"/>
@@ -16421,6 +17338,7 @@
               </w:rPr>
               <w:t>Summary</w:t>
             </w:r>
+            <w:proofErr w:type="spellEnd"/>
           </w:p>
         </w:tc>
         <w:tc>
@@ -16550,6 +17468,7 @@
                 <w:lang w:eastAsia="es-CO"/>
               </w:rPr>
             </w:pPr>
+            <w:proofErr w:type="spellStart"/>
             <w:r>
               <w:rPr>
                 <w:rFonts w:ascii="Times New Roman" w:hAnsi="Times New Roman" w:cs="Times New Roman"/>
@@ -16559,6 +17478,7 @@
               </w:rPr>
               <w:t>Precondition</w:t>
             </w:r>
+            <w:proofErr w:type="spellEnd"/>
           </w:p>
         </w:tc>
         <w:tc>
@@ -16619,6 +17539,7 @@
                 <w:lang w:eastAsia="es-CO"/>
               </w:rPr>
             </w:pPr>
+            <w:proofErr w:type="spellStart"/>
             <w:r>
               <w:rPr>
                 <w:rFonts w:ascii="Times New Roman" w:hAnsi="Times New Roman" w:cs="Times New Roman"/>
@@ -16628,6 +17549,7 @@
               </w:rPr>
               <w:t>Postcondition</w:t>
             </w:r>
+            <w:proofErr w:type="spellEnd"/>
           </w:p>
         </w:tc>
         <w:tc>
@@ -16695,8 +17617,19 @@
                 <w:color w:val="000000"/>
                 <w:lang w:eastAsia="es-CO"/>
               </w:rPr>
-              <w:t>Base Sequence</w:t>
-            </w:r>
+              <w:t xml:space="preserve">Base </w:t>
+            </w:r>
+            <w:proofErr w:type="spellStart"/>
+            <w:r>
+              <w:rPr>
+                <w:rFonts w:ascii="Times New Roman" w:hAnsi="Times New Roman" w:cs="Times New Roman"/>
+                <w:b/>
+                <w:color w:val="000000"/>
+                <w:lang w:eastAsia="es-CO"/>
+              </w:rPr>
+              <w:t>Sequence</w:t>
+            </w:r>
+            <w:proofErr w:type="spellEnd"/>
           </w:p>
         </w:tc>
         <w:tc>
@@ -16859,8 +17792,19 @@
                 <w:lang w:eastAsia="es-CO"/>
               </w:rPr>
               <w:lastRenderedPageBreak/>
-              <w:t>Branch Sequence</w:t>
-            </w:r>
+              <w:t xml:space="preserve">Branch </w:t>
+            </w:r>
+            <w:proofErr w:type="spellStart"/>
+            <w:r>
+              <w:rPr>
+                <w:rFonts w:ascii="Times New Roman" w:hAnsi="Times New Roman" w:cs="Times New Roman"/>
+                <w:b/>
+                <w:color w:val="000000"/>
+                <w:lang w:eastAsia="es-CO"/>
+              </w:rPr>
+              <w:t>Sequence</w:t>
+            </w:r>
+            <w:proofErr w:type="spellEnd"/>
           </w:p>
         </w:tc>
         <w:tc>
@@ -16913,6 +17857,7 @@
                 <w:lang w:eastAsia="es-CO"/>
               </w:rPr>
             </w:pPr>
+            <w:proofErr w:type="spellStart"/>
             <w:r>
               <w:rPr>
                 <w:rFonts w:ascii="Times New Roman" w:hAnsi="Times New Roman" w:cs="Times New Roman"/>
@@ -16920,8 +17865,29 @@
                 <w:color w:val="000000"/>
                 <w:lang w:eastAsia="es-CO"/>
               </w:rPr>
-              <w:t>Exception Sequence</w:t>
-            </w:r>
+              <w:t>Exception</w:t>
+            </w:r>
+            <w:proofErr w:type="spellEnd"/>
+            <w:r>
+              <w:rPr>
+                <w:rFonts w:ascii="Times New Roman" w:hAnsi="Times New Roman" w:cs="Times New Roman"/>
+                <w:b/>
+                <w:color w:val="000000"/>
+                <w:lang w:eastAsia="es-CO"/>
+              </w:rPr>
+              <w:t xml:space="preserve"> </w:t>
+            </w:r>
+            <w:proofErr w:type="spellStart"/>
+            <w:r>
+              <w:rPr>
+                <w:rFonts w:ascii="Times New Roman" w:hAnsi="Times New Roman" w:cs="Times New Roman"/>
+                <w:b/>
+                <w:color w:val="000000"/>
+                <w:lang w:eastAsia="es-CO"/>
+              </w:rPr>
+              <w:t>Sequence</w:t>
+            </w:r>
+            <w:proofErr w:type="spellEnd"/>
           </w:p>
         </w:tc>
         <w:tc>
@@ -16989,8 +17955,19 @@
                 <w:color w:val="000000"/>
                 <w:lang w:eastAsia="es-CO"/>
               </w:rPr>
-              <w:t>Sub UseCase</w:t>
-            </w:r>
+              <w:t xml:space="preserve">Sub </w:t>
+            </w:r>
+            <w:proofErr w:type="spellStart"/>
+            <w:r>
+              <w:rPr>
+                <w:rFonts w:ascii="Times New Roman" w:hAnsi="Times New Roman" w:cs="Times New Roman"/>
+                <w:b/>
+                <w:color w:val="000000"/>
+                <w:lang w:eastAsia="es-CO"/>
+              </w:rPr>
+              <w:t>UseCase</w:t>
+            </w:r>
+            <w:proofErr w:type="spellEnd"/>
           </w:p>
         </w:tc>
         <w:tc>
@@ -17117,7 +18094,25 @@
           <w:sz w:val="24"/>
           <w:szCs w:val="24"/>
         </w:rPr>
-        <w:t>8 Diagrama de dominio</w:t>
+        <w:t xml:space="preserve">8 </w:t>
+      </w:r>
+      <w:proofErr w:type="gramStart"/>
+      <w:r>
+        <w:rPr>
+          <w:rFonts w:ascii="Times New Roman" w:hAnsi="Times New Roman" w:cs="Times New Roman"/>
+          <w:sz w:val="24"/>
+          <w:szCs w:val="24"/>
+        </w:rPr>
+        <w:t>Diagrama</w:t>
+      </w:r>
+      <w:proofErr w:type="gramEnd"/>
+      <w:r>
+        <w:rPr>
+          <w:rFonts w:ascii="Times New Roman" w:hAnsi="Times New Roman" w:cs="Times New Roman"/>
+          <w:sz w:val="24"/>
+          <w:szCs w:val="24"/>
+        </w:rPr>
+        <w:t xml:space="preserve"> de dominio</w:t>
       </w:r>
       <w:bookmarkEnd w:id="30"/>
     </w:p>
@@ -17228,6 +18223,7 @@
         <w:lastRenderedPageBreak/>
         <w:t xml:space="preserve">9 </w:t>
       </w:r>
+      <w:proofErr w:type="gramStart"/>
       <w:r>
         <w:rPr>
           <w:rFonts w:ascii="Times New Roman" w:hAnsi="Times New Roman" w:cs="Times New Roman"/>
@@ -17235,7 +18231,17 @@
           <w:szCs w:val="22"/>
           <w:lang w:val="es-MX"/>
         </w:rPr>
-        <w:t>Modelado de la base de datos (Modelo Entidad-relación)</w:t>
+        <w:t>Modelado</w:t>
+      </w:r>
+      <w:proofErr w:type="gramEnd"/>
+      <w:r>
+        <w:rPr>
+          <w:rFonts w:ascii="Times New Roman" w:hAnsi="Times New Roman" w:cs="Times New Roman"/>
+          <w:sz w:val="22"/>
+          <w:szCs w:val="22"/>
+          <w:lang w:val="es-MX"/>
+        </w:rPr>
+        <w:t xml:space="preserve"> de la base de datos (Modelo Entidad-relación)</w:t>
       </w:r>
       <w:bookmarkEnd w:id="31"/>
     </w:p>
@@ -18113,7 +19119,23 @@
                 <w:rFonts w:ascii="Times New Roman" w:hAnsi="Times New Roman" w:cs="Times New Roman"/>
                 <w:lang w:val="es-MX"/>
               </w:rPr>
-              <w:t>Cada entrada de horas ejecutadas que reporta el estudiante. El campo evidencia_ref guarda la referencia lógica al documento correspondiente en MongoDB.</w:t>
+              <w:t xml:space="preserve">Cada entrada de horas ejecutadas que reporta el estudiante. El campo </w:t>
+            </w:r>
+            <w:proofErr w:type="spellStart"/>
+            <w:r>
+              <w:rPr>
+                <w:rFonts w:ascii="Times New Roman" w:hAnsi="Times New Roman" w:cs="Times New Roman"/>
+                <w:lang w:val="es-MX"/>
+              </w:rPr>
+              <w:t>evidencia_ref</w:t>
+            </w:r>
+            <w:proofErr w:type="spellEnd"/>
+            <w:r>
+              <w:rPr>
+                <w:rFonts w:ascii="Times New Roman" w:hAnsi="Times New Roman" w:cs="Times New Roman"/>
+                <w:lang w:val="es-MX"/>
+              </w:rPr>
+              <w:t xml:space="preserve"> guarda la referencia lógica al documento correspondiente en MongoDB.</w:t>
             </w:r>
           </w:p>
         </w:tc>
@@ -18398,13 +19420,23 @@
         </w:rPr>
         <w:t xml:space="preserve"> </w:t>
       </w:r>
+      <w:proofErr w:type="gramStart"/>
       <w:r>
         <w:rPr>
           <w:rFonts w:ascii="Times New Roman" w:hAnsi="Times New Roman" w:cs="Times New Roman"/>
           <w:sz w:val="24"/>
           <w:szCs w:val="24"/>
         </w:rPr>
-        <w:t>Prototipo de mediana fidelidad</w:t>
+        <w:t>Prototipo</w:t>
+      </w:r>
+      <w:proofErr w:type="gramEnd"/>
+      <w:r>
+        <w:rPr>
+          <w:rFonts w:ascii="Times New Roman" w:hAnsi="Times New Roman" w:cs="Times New Roman"/>
+          <w:sz w:val="24"/>
+          <w:szCs w:val="24"/>
+        </w:rPr>
+        <w:t xml:space="preserve"> de mediana fidelidad</w:t>
       </w:r>
       <w:bookmarkEnd w:id="34"/>
     </w:p>
@@ -18512,7 +19544,7 @@
           <w:noProof/>
         </w:rPr>
         <w:drawing>
-          <wp:anchor distT="0" distB="0" distL="114300" distR="114300" simplePos="0" relativeHeight="251658240" behindDoc="0" locked="0" layoutInCell="1" allowOverlap="1" wp14:anchorId="7F7A41EF" wp14:editId="4298D193">
+          <wp:anchor distT="0" distB="0" distL="114300" distR="114300" simplePos="0" relativeHeight="251658240" behindDoc="0" locked="0" layoutInCell="1" allowOverlap="1" wp14:anchorId="7F7A41EF" wp14:editId="072AB195">
             <wp:simplePos x="1375442" y="5640081"/>
             <wp:positionH relativeFrom="column">
               <wp:align>left</wp:align>
@@ -18754,7 +19786,14 @@
         <w:rPr>
           <w:rFonts w:ascii="Times New Roman" w:hAnsi="Times New Roman" w:cs="Times New Roman"/>
         </w:rPr>
-        <w:t xml:space="preserve"> con la bitácora a la que están asociados, la fecha y su estado de disponibilidad. El botón "Cargar evidencia" permite adjuntar nuevos soportes documentales. Esta pantalla implementa el requerimiento RF-13 (cargar evidencias) </w:t>
+        <w:t xml:space="preserve"> con la bitácora a la que están asociados, la fecha y su estado de disponibilidad. El botón "Cargar evidencia" permite adjuntar nuevos soportes documentales. Esta pantalla implementa el requerimiento RF-13 (cargar evidencias</w:t>
+      </w:r>
+      <w:proofErr w:type="gramStart"/>
+      <w:r>
+        <w:rPr>
+          <w:rFonts w:ascii="Times New Roman" w:hAnsi="Times New Roman" w:cs="Times New Roman"/>
+        </w:rPr>
+        <w:t xml:space="preserve">) </w:t>
       </w:r>
       <w:r>
         <w:rPr>
@@ -18762,6 +19801,7 @@
         </w:rPr>
         <w:t>.</w:t>
       </w:r>
+      <w:proofErr w:type="gramEnd"/>
     </w:p>
     <w:p>
       <w:pPr>
@@ -19124,6 +20164,7 @@
         <w:lastRenderedPageBreak/>
         <w:t xml:space="preserve">11 </w:t>
       </w:r>
+      <w:proofErr w:type="gramStart"/>
       <w:r>
         <w:rPr>
           <w:rFonts w:ascii="Times New Roman" w:hAnsi="Times New Roman" w:cs="Times New Roman"/>
@@ -19133,6 +20174,7 @@
         </w:rPr>
         <w:t>Repositorio</w:t>
       </w:r>
+      <w:proofErr w:type="gramEnd"/>
       <w:r>
         <w:rPr>
           <w:rFonts w:ascii="Times New Roman" w:hAnsi="Times New Roman" w:cs="Times New Roman"/>
@@ -19142,6 +20184,7 @@
         </w:rPr>
         <w:t xml:space="preserve"> </w:t>
       </w:r>
+      <w:proofErr w:type="spellStart"/>
       <w:r>
         <w:rPr>
           <w:rFonts w:ascii="Times New Roman" w:hAnsi="Times New Roman" w:cs="Times New Roman"/>
@@ -19152,6 +20195,7 @@
         <w:t>Github</w:t>
       </w:r>
       <w:bookmarkEnd w:id="35"/>
+      <w:proofErr w:type="spellEnd"/>
     </w:p>
     <w:p>
       <w:pPr>
@@ -19214,8 +20258,17 @@
           <w:rFonts w:ascii="Times New Roman" w:hAnsi="Times New Roman" w:cs="Times New Roman"/>
           <w:lang w:val="es-MX"/>
         </w:rPr>
-        <w:t xml:space="preserve"> la carpeta primera_entrega</w:t>
-      </w:r>
+        <w:t xml:space="preserve"> la carpeta </w:t>
+      </w:r>
+      <w:proofErr w:type="spellStart"/>
+      <w:r>
+        <w:rPr>
+          <w:rFonts w:ascii="Times New Roman" w:hAnsi="Times New Roman" w:cs="Times New Roman"/>
+          <w:lang w:val="es-MX"/>
+        </w:rPr>
+        <w:t>primera_entrega</w:t>
+      </w:r>
+      <w:proofErr w:type="spellEnd"/>
       <w:r>
         <w:rPr>
           <w:rFonts w:ascii="Times New Roman" w:hAnsi="Times New Roman" w:cs="Times New Roman"/>
@@ -19259,9 +20312,19 @@
           <w:szCs w:val="24"/>
         </w:rPr>
         <w:lastRenderedPageBreak/>
-        <w:t>12 Anexos</w:t>
+        <w:t xml:space="preserve">12 </w:t>
+      </w:r>
+      <w:proofErr w:type="gramStart"/>
+      <w:r>
+        <w:rPr>
+          <w:rFonts w:ascii="Times New Roman" w:hAnsi="Times New Roman" w:cs="Times New Roman"/>
+          <w:sz w:val="24"/>
+          <w:szCs w:val="24"/>
+        </w:rPr>
+        <w:t>Anexos</w:t>
       </w:r>
       <w:bookmarkEnd w:id="36"/>
+      <w:proofErr w:type="gramEnd"/>
     </w:p>
     <w:p>
       <w:pPr>
@@ -19481,13 +20544,23 @@
         </w:rPr>
         <w:t xml:space="preserve"> </w:t>
       </w:r>
+      <w:proofErr w:type="gramStart"/>
       <w:r>
         <w:rPr>
           <w:rFonts w:ascii="Times New Roman" w:hAnsi="Times New Roman" w:cs="Times New Roman"/>
           <w:sz w:val="24"/>
           <w:szCs w:val="24"/>
         </w:rPr>
-        <w:t>Referencias bibliográficas</w:t>
+        <w:t>Referencias</w:t>
+      </w:r>
+      <w:proofErr w:type="gramEnd"/>
+      <w:r>
+        <w:rPr>
+          <w:rFonts w:ascii="Times New Roman" w:hAnsi="Times New Roman" w:cs="Times New Roman"/>
+          <w:sz w:val="24"/>
+          <w:szCs w:val="24"/>
+        </w:rPr>
+        <w:t xml:space="preserve"> bibliográficas</w:t>
       </w:r>
       <w:bookmarkEnd w:id="37"/>
     </w:p>
@@ -19534,7 +20607,147 @@
         <w:rPr>
           <w:rFonts w:ascii="Times New Roman" w:eastAsia="Calibri" w:hAnsi="Times New Roman" w:cs="Times New Roman"/>
         </w:rPr>
-        <w:t>International Organization for Standardization. (2011). ISO/IEC 25010:2011 — Systems and software engineering: Systems and software quality requirements and evaluation (SQuaRE). ISO.</w:t>
+        <w:t xml:space="preserve">International </w:t>
+      </w:r>
+      <w:proofErr w:type="spellStart"/>
+      <w:r>
+        <w:rPr>
+          <w:rFonts w:ascii="Times New Roman" w:eastAsia="Calibri" w:hAnsi="Times New Roman" w:cs="Times New Roman"/>
+        </w:rPr>
+        <w:t>Organization</w:t>
+      </w:r>
+      <w:proofErr w:type="spellEnd"/>
+      <w:r>
+        <w:rPr>
+          <w:rFonts w:ascii="Times New Roman" w:eastAsia="Calibri" w:hAnsi="Times New Roman" w:cs="Times New Roman"/>
+        </w:rPr>
+        <w:t xml:space="preserve"> </w:t>
+      </w:r>
+      <w:proofErr w:type="spellStart"/>
+      <w:r>
+        <w:rPr>
+          <w:rFonts w:ascii="Times New Roman" w:eastAsia="Calibri" w:hAnsi="Times New Roman" w:cs="Times New Roman"/>
+        </w:rPr>
+        <w:t>for</w:t>
+      </w:r>
+      <w:proofErr w:type="spellEnd"/>
+      <w:r>
+        <w:rPr>
+          <w:rFonts w:ascii="Times New Roman" w:eastAsia="Calibri" w:hAnsi="Times New Roman" w:cs="Times New Roman"/>
+        </w:rPr>
+        <w:t xml:space="preserve"> </w:t>
+      </w:r>
+      <w:proofErr w:type="spellStart"/>
+      <w:r>
+        <w:rPr>
+          <w:rFonts w:ascii="Times New Roman" w:eastAsia="Calibri" w:hAnsi="Times New Roman" w:cs="Times New Roman"/>
+        </w:rPr>
+        <w:t>Standardization</w:t>
+      </w:r>
+      <w:proofErr w:type="spellEnd"/>
+      <w:r>
+        <w:rPr>
+          <w:rFonts w:ascii="Times New Roman" w:eastAsia="Calibri" w:hAnsi="Times New Roman" w:cs="Times New Roman"/>
+        </w:rPr>
+        <w:t xml:space="preserve">. (2011). ISO/IEC 25010:2011 — </w:t>
+      </w:r>
+      <w:proofErr w:type="spellStart"/>
+      <w:r>
+        <w:rPr>
+          <w:rFonts w:ascii="Times New Roman" w:eastAsia="Calibri" w:hAnsi="Times New Roman" w:cs="Times New Roman"/>
+        </w:rPr>
+        <w:t>Systems</w:t>
+      </w:r>
+      <w:proofErr w:type="spellEnd"/>
+      <w:r>
+        <w:rPr>
+          <w:rFonts w:ascii="Times New Roman" w:eastAsia="Calibri" w:hAnsi="Times New Roman" w:cs="Times New Roman"/>
+        </w:rPr>
+        <w:t xml:space="preserve"> and software </w:t>
+      </w:r>
+      <w:proofErr w:type="spellStart"/>
+      <w:r>
+        <w:rPr>
+          <w:rFonts w:ascii="Times New Roman" w:eastAsia="Calibri" w:hAnsi="Times New Roman" w:cs="Times New Roman"/>
+        </w:rPr>
+        <w:t>engineering</w:t>
+      </w:r>
+      <w:proofErr w:type="spellEnd"/>
+      <w:r>
+        <w:rPr>
+          <w:rFonts w:ascii="Times New Roman" w:eastAsia="Calibri" w:hAnsi="Times New Roman" w:cs="Times New Roman"/>
+        </w:rPr>
+        <w:t xml:space="preserve">: </w:t>
+      </w:r>
+      <w:proofErr w:type="spellStart"/>
+      <w:r>
+        <w:rPr>
+          <w:rFonts w:ascii="Times New Roman" w:eastAsia="Calibri" w:hAnsi="Times New Roman" w:cs="Times New Roman"/>
+        </w:rPr>
+        <w:t>Systems</w:t>
+      </w:r>
+      <w:proofErr w:type="spellEnd"/>
+      <w:r>
+        <w:rPr>
+          <w:rFonts w:ascii="Times New Roman" w:eastAsia="Calibri" w:hAnsi="Times New Roman" w:cs="Times New Roman"/>
+        </w:rPr>
+        <w:t xml:space="preserve"> and software </w:t>
+      </w:r>
+      <w:proofErr w:type="spellStart"/>
+      <w:r>
+        <w:rPr>
+          <w:rFonts w:ascii="Times New Roman" w:eastAsia="Calibri" w:hAnsi="Times New Roman" w:cs="Times New Roman"/>
+        </w:rPr>
+        <w:t>quality</w:t>
+      </w:r>
+      <w:proofErr w:type="spellEnd"/>
+      <w:r>
+        <w:rPr>
+          <w:rFonts w:ascii="Times New Roman" w:eastAsia="Calibri" w:hAnsi="Times New Roman" w:cs="Times New Roman"/>
+        </w:rPr>
+        <w:t xml:space="preserve"> </w:t>
+      </w:r>
+      <w:proofErr w:type="spellStart"/>
+      <w:r>
+        <w:rPr>
+          <w:rFonts w:ascii="Times New Roman" w:eastAsia="Calibri" w:hAnsi="Times New Roman" w:cs="Times New Roman"/>
+        </w:rPr>
+        <w:t>requirements</w:t>
+      </w:r>
+      <w:proofErr w:type="spellEnd"/>
+      <w:r>
+        <w:rPr>
+          <w:rFonts w:ascii="Times New Roman" w:eastAsia="Calibri" w:hAnsi="Times New Roman" w:cs="Times New Roman"/>
+        </w:rPr>
+        <w:t xml:space="preserve"> and </w:t>
+      </w:r>
+      <w:proofErr w:type="spellStart"/>
+      <w:r>
+        <w:rPr>
+          <w:rFonts w:ascii="Times New Roman" w:eastAsia="Calibri" w:hAnsi="Times New Roman" w:cs="Times New Roman"/>
+        </w:rPr>
+        <w:t>evaluation</w:t>
+      </w:r>
+      <w:proofErr w:type="spellEnd"/>
+      <w:r>
+        <w:rPr>
+          <w:rFonts w:ascii="Times New Roman" w:eastAsia="Calibri" w:hAnsi="Times New Roman" w:cs="Times New Roman"/>
+        </w:rPr>
+        <w:t xml:space="preserve"> (</w:t>
+      </w:r>
+      <w:proofErr w:type="spellStart"/>
+      <w:r>
+        <w:rPr>
+          <w:rFonts w:ascii="Times New Roman" w:eastAsia="Calibri" w:hAnsi="Times New Roman" w:cs="Times New Roman"/>
+        </w:rPr>
+        <w:t>SQuaRE</w:t>
+      </w:r>
+      <w:proofErr w:type="spellEnd"/>
+      <w:r>
+        <w:rPr>
+          <w:rFonts w:ascii="Times New Roman" w:eastAsia="Calibri" w:hAnsi="Times New Roman" w:cs="Times New Roman"/>
+        </w:rPr>
+        <w:t>). ISO.</w:t>
       </w:r>
     </w:p>
     <w:p>
@@ -19558,11 +20771,61 @@
           <w:rFonts w:ascii="Times New Roman" w:hAnsi="Times New Roman" w:cs="Times New Roman"/>
         </w:rPr>
       </w:pPr>
+      <w:proofErr w:type="spellStart"/>
       <w:r>
         <w:rPr>
           <w:rFonts w:ascii="Times New Roman" w:eastAsia="Calibri" w:hAnsi="Times New Roman" w:cs="Times New Roman"/>
         </w:rPr>
-        <w:t>Object Management Group. (2017). OMG Unified Modeling Language (UML), versión 2.5.1. https://www.omg.org/spec/UML/</w:t>
+        <w:t>Object</w:t>
+      </w:r>
+      <w:proofErr w:type="spellEnd"/>
+      <w:r>
+        <w:rPr>
+          <w:rFonts w:ascii="Times New Roman" w:eastAsia="Calibri" w:hAnsi="Times New Roman" w:cs="Times New Roman"/>
+        </w:rPr>
+        <w:t xml:space="preserve"> Management Group. (2017). OMG </w:t>
+      </w:r>
+      <w:proofErr w:type="spellStart"/>
+      <w:r>
+        <w:rPr>
+          <w:rFonts w:ascii="Times New Roman" w:eastAsia="Calibri" w:hAnsi="Times New Roman" w:cs="Times New Roman"/>
+        </w:rPr>
+        <w:t>Unified</w:t>
+      </w:r>
+      <w:proofErr w:type="spellEnd"/>
+      <w:r>
+        <w:rPr>
+          <w:rFonts w:ascii="Times New Roman" w:eastAsia="Calibri" w:hAnsi="Times New Roman" w:cs="Times New Roman"/>
+        </w:rPr>
+        <w:t xml:space="preserve"> </w:t>
+      </w:r>
+      <w:proofErr w:type="spellStart"/>
+      <w:r>
+        <w:rPr>
+          <w:rFonts w:ascii="Times New Roman" w:eastAsia="Calibri" w:hAnsi="Times New Roman" w:cs="Times New Roman"/>
+        </w:rPr>
+        <w:t>Modeling</w:t>
+      </w:r>
+      <w:proofErr w:type="spellEnd"/>
+      <w:r>
+        <w:rPr>
+          <w:rFonts w:ascii="Times New Roman" w:eastAsia="Calibri" w:hAnsi="Times New Roman" w:cs="Times New Roman"/>
+        </w:rPr>
+        <w:t xml:space="preserve"> </w:t>
+      </w:r>
+      <w:proofErr w:type="spellStart"/>
+      <w:r>
+        <w:rPr>
+          <w:rFonts w:ascii="Times New Roman" w:eastAsia="Calibri" w:hAnsi="Times New Roman" w:cs="Times New Roman"/>
+        </w:rPr>
+        <w:t>Language</w:t>
+      </w:r>
+      <w:proofErr w:type="spellEnd"/>
+      <w:r>
+        <w:rPr>
+          <w:rFonts w:ascii="Times New Roman" w:eastAsia="Calibri" w:hAnsi="Times New Roman" w:cs="Times New Roman"/>
+        </w:rPr>
+        <w:t xml:space="preserve"> (UML), versión 2.5.1. https://www.omg.org/spec/UML/</w:t>
       </w:r>
     </w:p>
     <w:p>
@@ -19576,7 +20839,35 @@
         <w:rPr>
           <w:rFonts w:ascii="Times New Roman" w:eastAsia="Calibri" w:hAnsi="Times New Roman" w:cs="Times New Roman"/>
         </w:rPr>
-        <w:t>PostgreSQL Global Development Group. (2024). PostgreSQL Documentation. https://www.postgresql.org/docs/</w:t>
+        <w:t xml:space="preserve">PostgreSQL Global </w:t>
+      </w:r>
+      <w:proofErr w:type="spellStart"/>
+      <w:r>
+        <w:rPr>
+          <w:rFonts w:ascii="Times New Roman" w:eastAsia="Calibri" w:hAnsi="Times New Roman" w:cs="Times New Roman"/>
+        </w:rPr>
+        <w:t>Development</w:t>
+      </w:r>
+      <w:proofErr w:type="spellEnd"/>
+      <w:r>
+        <w:rPr>
+          <w:rFonts w:ascii="Times New Roman" w:eastAsia="Calibri" w:hAnsi="Times New Roman" w:cs="Times New Roman"/>
+        </w:rPr>
+        <w:t xml:space="preserve"> Group. (2024). PostgreSQL </w:t>
+      </w:r>
+      <w:proofErr w:type="spellStart"/>
+      <w:r>
+        <w:rPr>
+          <w:rFonts w:ascii="Times New Roman" w:eastAsia="Calibri" w:hAnsi="Times New Roman" w:cs="Times New Roman"/>
+        </w:rPr>
+        <w:t>Documentation</w:t>
+      </w:r>
+      <w:proofErr w:type="spellEnd"/>
+      <w:r>
+        <w:rPr>
+          <w:rFonts w:ascii="Times New Roman" w:eastAsia="Calibri" w:hAnsi="Times New Roman" w:cs="Times New Roman"/>
+        </w:rPr>
+        <w:t>. https://www.postgresql.org/docs/</w:t>
       </w:r>
     </w:p>
     <w:p>
@@ -19590,7 +20881,63 @@
         <w:rPr>
           <w:rFonts w:ascii="Times New Roman" w:eastAsia="Calibri" w:hAnsi="Times New Roman" w:cs="Times New Roman"/>
         </w:rPr>
-        <w:t>Pressman, R. S., &amp; Maxim, B. R. (2020). Software Engineering: A Practitioner's Approach (9.a ed.). McGraw-Hill Education.</w:t>
+        <w:t xml:space="preserve">Pressman, R. S., &amp; Maxim, B. R. (2020). Software </w:t>
+      </w:r>
+      <w:proofErr w:type="spellStart"/>
+      <w:r>
+        <w:rPr>
+          <w:rFonts w:ascii="Times New Roman" w:eastAsia="Calibri" w:hAnsi="Times New Roman" w:cs="Times New Roman"/>
+        </w:rPr>
+        <w:t>Engineering</w:t>
+      </w:r>
+      <w:proofErr w:type="spellEnd"/>
+      <w:r>
+        <w:rPr>
+          <w:rFonts w:ascii="Times New Roman" w:eastAsia="Calibri" w:hAnsi="Times New Roman" w:cs="Times New Roman"/>
+        </w:rPr>
+        <w:t xml:space="preserve">: A </w:t>
+      </w:r>
+      <w:proofErr w:type="spellStart"/>
+      <w:r>
+        <w:rPr>
+          <w:rFonts w:ascii="Times New Roman" w:eastAsia="Calibri" w:hAnsi="Times New Roman" w:cs="Times New Roman"/>
+        </w:rPr>
+        <w:t>Practitioner's</w:t>
+      </w:r>
+      <w:proofErr w:type="spellEnd"/>
+      <w:r>
+        <w:rPr>
+          <w:rFonts w:ascii="Times New Roman" w:eastAsia="Calibri" w:hAnsi="Times New Roman" w:cs="Times New Roman"/>
+        </w:rPr>
+        <w:t xml:space="preserve"> </w:t>
+      </w:r>
+      <w:proofErr w:type="spellStart"/>
+      <w:r>
+        <w:rPr>
+          <w:rFonts w:ascii="Times New Roman" w:eastAsia="Calibri" w:hAnsi="Times New Roman" w:cs="Times New Roman"/>
+        </w:rPr>
+        <w:t>Approach</w:t>
+      </w:r>
+      <w:proofErr w:type="spellEnd"/>
+      <w:r>
+        <w:rPr>
+          <w:rFonts w:ascii="Times New Roman" w:eastAsia="Calibri" w:hAnsi="Times New Roman" w:cs="Times New Roman"/>
+        </w:rPr>
+        <w:t xml:space="preserve"> (9.a ed.). McGraw-Hill </w:t>
+      </w:r>
+      <w:proofErr w:type="spellStart"/>
+      <w:r>
+        <w:rPr>
+          <w:rFonts w:ascii="Times New Roman" w:eastAsia="Calibri" w:hAnsi="Times New Roman" w:cs="Times New Roman"/>
+        </w:rPr>
+        <w:t>Education</w:t>
+      </w:r>
+      <w:proofErr w:type="spellEnd"/>
+      <w:r>
+        <w:rPr>
+          <w:rFonts w:ascii="Times New Roman" w:eastAsia="Calibri" w:hAnsi="Times New Roman" w:cs="Times New Roman"/>
+        </w:rPr>
+        <w:t>.</w:t>
       </w:r>
     </w:p>
     <w:p>
